--- a/2ºDAW/DIWEB ,DWEC Y PIDAWE/DWEC/1ºTrimestre/Unidad 2/Lista de Tareas.docx
+++ b/2ºDAW/DIWEB ,DWEC Y PIDAWE/DWEC/1ºTrimestre/Unidad 2/Lista de Tareas.docx
@@ -21,12 +21,16 @@
           <w:docPartUnique/>
         </w:docPartObj>
       </w:sdtPr>
-      <w:sdtEndPr/>
+      <w:sdtEndPr>
+        <w:rPr>
+          <w:rFonts w:ascii="Times New Roman" w:hAnsi="Times New Roman" w:cs="Times New Roman"/>
+        </w:rPr>
+      </w:sdtEndPr>
       <w:sdtContent>
         <w:p>
           <w:pPr>
             <w:rPr>
-              <w:rFonts w:asciiTheme="majorHAnsi" w:eastAsiaTheme="majorEastAsia" w:hAnsiTheme="majorHAnsi" w:cstheme="majorBidi"/>
+              <w:rFonts w:eastAsiaTheme="majorEastAsia" w:cs="Times New Roman"/>
               <w:caps/>
               <w:color w:val="FFFFFF" w:themeColor="background1"/>
               <w:spacing w:val="-10"/>
@@ -39,7 +43,7 @@
           </w:pPr>
           <w:r>
             <w:rPr>
-              <w:rFonts w:asciiTheme="majorHAnsi" w:eastAsiaTheme="majorEastAsia" w:hAnsiTheme="majorHAnsi" w:cstheme="majorBidi"/>
+              <w:rFonts w:eastAsiaTheme="majorEastAsia" w:cs="Times New Roman"/>
               <w:caps/>
               <w:noProof/>
               <w:color w:val="FFFFFF" w:themeColor="background1"/>
@@ -242,7 +246,7 @@
                                             <w:rPr>
                                               <w:color w:val="000000" w:themeColor="text1"/>
                                             </w:rPr>
-                                            <w:t>Lista de Tareas a la cual se le puede ir asignando y señalando las que se han completado</w:t>
+                                            <w:t>Proyecto web en JavaScript para gestionar tareas pendientes con control de progreso y diseño claro.</w:t>
                                           </w:r>
                                         </w:p>
                                       </w:sdtContent>
@@ -349,6 +353,7 @@
                                               <w:szCs w:val="26"/>
                                             </w:rPr>
                                           </w:pPr>
+                                          <w:proofErr w:type="spellStart"/>
                                           <w:r>
                                             <w:rPr>
                                               <w:color w:val="E97132" w:themeColor="accent2"/>
@@ -357,6 +362,7 @@
                                             </w:rPr>
                                             <w:t>PabloSG</w:t>
                                           </w:r>
+                                          <w:proofErr w:type="spellEnd"/>
                                         </w:p>
                                       </w:sdtContent>
                                     </w:sdt>
@@ -559,7 +565,7 @@
                                       <w:rPr>
                                         <w:color w:val="000000" w:themeColor="text1"/>
                                       </w:rPr>
-                                      <w:t>Lista de Tareas a la cual se le puede ir asignando y señalando las que se han completado</w:t>
+                                      <w:t>Proyecto web en JavaScript para gestionar tareas pendientes con control de progreso y diseño claro.</w:t>
                                     </w:r>
                                   </w:p>
                                 </w:sdtContent>
@@ -666,6 +672,7 @@
                                         <w:szCs w:val="26"/>
                                       </w:rPr>
                                     </w:pPr>
+                                    <w:proofErr w:type="spellStart"/>
                                     <w:r>
                                       <w:rPr>
                                         <w:color w:val="E97132" w:themeColor="accent2"/>
@@ -674,6 +681,7 @@
                                       </w:rPr>
                                       <w:t>PabloSG</w:t>
                                     </w:r>
+                                    <w:proofErr w:type="spellEnd"/>
                                   </w:p>
                                 </w:sdtContent>
                               </w:sdt>
@@ -717,7 +725,7 @@
           </w:r>
           <w:r>
             <w:rPr>
-              <w:rFonts w:asciiTheme="majorHAnsi" w:eastAsiaTheme="majorEastAsia" w:hAnsiTheme="majorHAnsi" w:cstheme="majorBidi"/>
+              <w:rFonts w:eastAsiaTheme="majorEastAsia" w:cs="Times New Roman"/>
               <w:caps/>
               <w:color w:val="FFFFFF" w:themeColor="background1"/>
               <w:spacing w:val="-10"/>
@@ -734,6 +742,9 @@
     </w:sdt>
     <w:sdt>
       <w:sdtPr>
+        <w:rPr>
+          <w:rFonts w:cs="Times New Roman"/>
+        </w:rPr>
         <w:id w:val="-2054679979"/>
         <w:docPartObj>
           <w:docPartGallery w:val="Table of Contents"/>
@@ -757,6 +768,7 @@
           </w:pPr>
           <w:r>
             <w:rPr>
+              <w:rFonts w:cs="Times New Roman"/>
               <w:b/>
               <w:bCs/>
             </w:rPr>
@@ -779,18 +791,28 @@
             </w:rPr>
           </w:pPr>
           <w:r>
+            <w:rPr>
+              <w:rFonts w:cs="Times New Roman"/>
+            </w:rPr>
             <w:fldChar w:fldCharType="begin"/>
           </w:r>
           <w:r>
+            <w:rPr>
+              <w:rFonts w:cs="Times New Roman"/>
+            </w:rPr>
             <w:instrText xml:space="preserve"> TOC \o "1-3" \h \z \u </w:instrText>
           </w:r>
           <w:r>
+            <w:rPr>
+              <w:rFonts w:cs="Times New Roman"/>
+            </w:rPr>
             <w:fldChar w:fldCharType="separate"/>
           </w:r>
-          <w:hyperlink w:anchor="_Toc210898276" w:history="1">
+          <w:hyperlink w:anchor="_Toc211682801" w:history="1">
             <w:r>
               <w:rPr>
                 <w:rStyle w:val="Hipervnculo"/>
+                <w:rFonts w:cs="Times New Roman"/>
                 <w:noProof/>
               </w:rPr>
               <w:t>1. Descripción del proyecto</w:t>
@@ -814,7 +836,7 @@
                 <w:noProof/>
                 <w:webHidden/>
               </w:rPr>
-              <w:instrText xml:space="preserve"> PAGEREF _Toc210898276 \h </w:instrText>
+              <w:instrText xml:space="preserve"> PAGEREF _Toc211682801 \h </w:instrText>
             </w:r>
             <w:r>
               <w:rPr>
@@ -860,10 +882,11 @@
               <w14:ligatures w14:val="none"/>
             </w:rPr>
           </w:pPr>
-          <w:hyperlink w:anchor="_Toc210898277" w:history="1">
+          <w:hyperlink w:anchor="_Toc211682802" w:history="1">
             <w:r>
               <w:rPr>
                 <w:rStyle w:val="Hipervnculo"/>
+                <w:rFonts w:cs="Times New Roman"/>
                 <w:noProof/>
               </w:rPr>
               <w:t>2. Aplicación de elementos de JavaScript</w:t>
@@ -887,7 +910,7 @@
                 <w:noProof/>
                 <w:webHidden/>
               </w:rPr>
-              <w:instrText xml:space="preserve"> PAGEREF _Toc210898277 \h </w:instrText>
+              <w:instrText xml:space="preserve"> PAGEREF _Toc211682802 \h </w:instrText>
             </w:r>
             <w:r>
               <w:rPr>
@@ -933,10 +956,11 @@
               <w14:ligatures w14:val="none"/>
             </w:rPr>
           </w:pPr>
-          <w:hyperlink w:anchor="_Toc210898278" w:history="1">
+          <w:hyperlink w:anchor="_Toc211682803" w:history="1">
             <w:r>
               <w:rPr>
                 <w:rStyle w:val="Hipervnculo"/>
+                <w:rFonts w:cs="Times New Roman"/>
                 <w:noProof/>
               </w:rPr>
               <w:t>3. Justificación del diseño visual</w:t>
@@ -960,7 +984,7 @@
                 <w:noProof/>
                 <w:webHidden/>
               </w:rPr>
-              <w:instrText xml:space="preserve"> PAGEREF _Toc210898278 \h </w:instrText>
+              <w:instrText xml:space="preserve"> PAGEREF _Toc211682803 \h </w:instrText>
             </w:r>
             <w:r>
               <w:rPr>
@@ -1006,10 +1030,11 @@
               <w14:ligatures w14:val="none"/>
             </w:rPr>
           </w:pPr>
-          <w:hyperlink w:anchor="_Toc210898279" w:history="1">
+          <w:hyperlink w:anchor="_Toc211682804" w:history="1">
             <w:r>
               <w:rPr>
                 <w:rStyle w:val="Hipervnculo"/>
+                <w:rFonts w:cs="Times New Roman"/>
                 <w:noProof/>
               </w:rPr>
               <w:t>4. Organización del trabajo en equipo</w:t>
@@ -1033,80 +1058,7 @@
                 <w:noProof/>
                 <w:webHidden/>
               </w:rPr>
-              <w:instrText xml:space="preserve"> PAGEREF _Toc210898279 \h </w:instrText>
-            </w:r>
-            <w:r>
-              <w:rPr>
-                <w:noProof/>
-                <w:webHidden/>
-              </w:rPr>
-            </w:r>
-            <w:r>
-              <w:rPr>
-                <w:noProof/>
-                <w:webHidden/>
-              </w:rPr>
-              <w:fldChar w:fldCharType="separate"/>
-            </w:r>
-            <w:r>
-              <w:rPr>
-                <w:noProof/>
-                <w:webHidden/>
-              </w:rPr>
-              <w:t>2</w:t>
-            </w:r>
-            <w:r>
-              <w:rPr>
-                <w:noProof/>
-                <w:webHidden/>
-              </w:rPr>
-              <w:fldChar w:fldCharType="end"/>
-            </w:r>
-          </w:hyperlink>
-        </w:p>
-        <w:p>
-          <w:pPr>
-            <w:pStyle w:val="TDC1"/>
-            <w:tabs>
-              <w:tab w:val="right" w:leader="dot" w:pos="8494"/>
-            </w:tabs>
-            <w:rPr>
-              <w:rFonts w:asciiTheme="minorHAnsi" w:eastAsiaTheme="minorEastAsia" w:hAnsiTheme="minorHAnsi"/>
-              <w:noProof/>
-              <w:kern w:val="0"/>
-              <w:szCs w:val="22"/>
-              <w:lang w:eastAsia="es-ES"/>
-              <w14:ligatures w14:val="none"/>
-            </w:rPr>
-          </w:pPr>
-          <w:hyperlink w:anchor="_Toc210898280" w:history="1">
-            <w:r>
-              <w:rPr>
-                <w:rStyle w:val="Hipervnculo"/>
-                <w:noProof/>
-              </w:rPr>
-              <w:t>5. Repositorio en GitHub</w:t>
-            </w:r>
-            <w:r>
-              <w:rPr>
-                <w:noProof/>
-                <w:webHidden/>
-              </w:rPr>
-              <w:tab/>
-            </w:r>
-            <w:r>
-              <w:rPr>
-                <w:noProof/>
-                <w:webHidden/>
-              </w:rPr>
-              <w:fldChar w:fldCharType="begin"/>
-            </w:r>
-            <w:r>
-              <w:rPr>
-                <w:noProof/>
-                <w:webHidden/>
-              </w:rPr>
-              <w:instrText xml:space="preserve"> PAGEREF _Toc210898280 \h </w:instrText>
+              <w:instrText xml:space="preserve"> PAGEREF _Toc211682804 \h </w:instrText>
             </w:r>
             <w:r>
               <w:rPr>
@@ -1152,13 +1104,14 @@
               <w14:ligatures w14:val="none"/>
             </w:rPr>
           </w:pPr>
-          <w:hyperlink w:anchor="_Toc210898281" w:history="1">
+          <w:hyperlink w:anchor="_Toc211682805" w:history="1">
             <w:r>
               <w:rPr>
                 <w:rStyle w:val="Hipervnculo"/>
+                <w:rFonts w:cs="Times New Roman"/>
                 <w:noProof/>
               </w:rPr>
-              <w:t>6. Uso de Jira</w:t>
+              <w:t>5. Repositorio en GitHub</w:t>
             </w:r>
             <w:r>
               <w:rPr>
@@ -1179,7 +1132,7 @@
                 <w:noProof/>
                 <w:webHidden/>
               </w:rPr>
-              <w:instrText xml:space="preserve"> PAGEREF _Toc210898281 \h </w:instrText>
+              <w:instrText xml:space="preserve"> PAGEREF _Toc211682805 \h </w:instrText>
             </w:r>
             <w:r>
               <w:rPr>
@@ -1225,10 +1178,85 @@
               <w14:ligatures w14:val="none"/>
             </w:rPr>
           </w:pPr>
-          <w:hyperlink w:anchor="_Toc210898282" w:history="1">
+          <w:hyperlink w:anchor="_Toc211682806" w:history="1">
             <w:r>
               <w:rPr>
                 <w:rStyle w:val="Hipervnculo"/>
+                <w:rFonts w:cs="Times New Roman"/>
+                <w:noProof/>
+              </w:rPr>
+              <w:t>6. Uso de Jira</w:t>
+            </w:r>
+            <w:r>
+              <w:rPr>
+                <w:noProof/>
+                <w:webHidden/>
+              </w:rPr>
+              <w:tab/>
+            </w:r>
+            <w:r>
+              <w:rPr>
+                <w:noProof/>
+                <w:webHidden/>
+              </w:rPr>
+              <w:fldChar w:fldCharType="begin"/>
+            </w:r>
+            <w:r>
+              <w:rPr>
+                <w:noProof/>
+                <w:webHidden/>
+              </w:rPr>
+              <w:instrText xml:space="preserve"> PAGEREF _Toc211682806 \h </w:instrText>
+            </w:r>
+            <w:r>
+              <w:rPr>
+                <w:noProof/>
+                <w:webHidden/>
+              </w:rPr>
+            </w:r>
+            <w:r>
+              <w:rPr>
+                <w:noProof/>
+                <w:webHidden/>
+              </w:rPr>
+              <w:fldChar w:fldCharType="separate"/>
+            </w:r>
+            <w:r>
+              <w:rPr>
+                <w:noProof/>
+                <w:webHidden/>
+              </w:rPr>
+              <w:t>3</w:t>
+            </w:r>
+            <w:r>
+              <w:rPr>
+                <w:noProof/>
+                <w:webHidden/>
+              </w:rPr>
+              <w:fldChar w:fldCharType="end"/>
+            </w:r>
+          </w:hyperlink>
+        </w:p>
+        <w:p>
+          <w:pPr>
+            <w:pStyle w:val="TDC1"/>
+            <w:tabs>
+              <w:tab w:val="right" w:leader="dot" w:pos="8494"/>
+            </w:tabs>
+            <w:rPr>
+              <w:rFonts w:asciiTheme="minorHAnsi" w:eastAsiaTheme="minorEastAsia" w:hAnsiTheme="minorHAnsi"/>
+              <w:noProof/>
+              <w:kern w:val="0"/>
+              <w:szCs w:val="22"/>
+              <w:lang w:eastAsia="es-ES"/>
+              <w14:ligatures w14:val="none"/>
+            </w:rPr>
+          </w:pPr>
+          <w:hyperlink w:anchor="_Toc211682807" w:history="1">
+            <w:r>
+              <w:rPr>
+                <w:rStyle w:val="Hipervnculo"/>
+                <w:rFonts w:cs="Times New Roman"/>
                 <w:noProof/>
               </w:rPr>
               <w:t>7. Preparación de la presentación</w:t>
@@ -1252,7 +1280,7 @@
                 <w:noProof/>
                 <w:webHidden/>
               </w:rPr>
-              <w:instrText xml:space="preserve"> PAGEREF _Toc210898282 \h </w:instrText>
+              <w:instrText xml:space="preserve"> PAGEREF _Toc211682807 \h </w:instrText>
             </w:r>
             <w:r>
               <w:rPr>
@@ -1284,8 +1312,14 @@
           </w:hyperlink>
         </w:p>
         <w:p>
+          <w:pPr>
+            <w:rPr>
+              <w:rFonts w:cs="Times New Roman"/>
+            </w:rPr>
+          </w:pPr>
           <w:r>
             <w:rPr>
+              <w:rFonts w:cs="Times New Roman"/>
               <w:b/>
               <w:bCs/>
               <w:noProof/>
@@ -1319,20 +1353,17 @@
     <w:p>
       <w:pPr>
         <w:pStyle w:val="Ttulo1"/>
-      </w:pPr>
-      <w:bookmarkStart w:id="0" w:name="_Toc210898276"/>
-      <w:r>
+        <w:rPr>
+          <w:rFonts w:cs="Times New Roman"/>
+        </w:rPr>
+      </w:pPr>
+      <w:bookmarkStart w:id="0" w:name="_Toc211682801"/>
+      <w:r>
+        <w:rPr>
+          <w:rFonts w:cs="Times New Roman"/>
+        </w:rPr>
         <w:lastRenderedPageBreak/>
-        <w:t>1. Descripci</w:t>
-      </w:r>
-      <w:r>
-        <w:rPr>
-          <w:rFonts w:hint="cs"/>
-        </w:rPr>
-        <w:t>ó</w:t>
-      </w:r>
-      <w:r>
-        <w:t>n del proyecto</w:t>
+        <w:t>1. Descripción del proyecto</w:t>
       </w:r>
       <w:bookmarkEnd w:id="0"/>
     </w:p>
@@ -1346,95 +1377,20 @@
         <w:rPr>
           <w:rFonts w:cs="Times New Roman"/>
         </w:rPr>
-        <w:t>Este proyecto consiste en una aplicaci</w:t>
-      </w:r>
-      <w:r>
-        <w:rPr>
-          <w:rFonts w:cs="Times New Roman" w:hint="cs"/>
-        </w:rPr>
-        <w:t>ó</w:t>
-      </w:r>
-      <w:r>
-        <w:rPr>
-          <w:rFonts w:cs="Times New Roman"/>
-        </w:rPr>
-        <w:t>n web desarrollada en JavaScript que permite al usuario gestionar una lista de tareas pendientes. Se pueden a</w:t>
-      </w:r>
-      <w:r>
-        <w:rPr>
-          <w:rFonts w:cs="Times New Roman" w:hint="cs"/>
-        </w:rPr>
-        <w:t>ñ</w:t>
-      </w:r>
-      <w:r>
-        <w:rPr>
-          <w:rFonts w:cs="Times New Roman"/>
-        </w:rPr>
-        <w:t>adir, marcar como completadas, eliminar, y visualizar el porcentaje de tareas finalizadas. Adem</w:t>
-      </w:r>
-      <w:r>
-        <w:rPr>
-          <w:rFonts w:cs="Times New Roman" w:hint="cs"/>
-        </w:rPr>
-        <w:t>á</w:t>
-      </w:r>
-      <w:r>
-        <w:rPr>
-          <w:rFonts w:cs="Times New Roman"/>
-        </w:rPr>
-        <w:t>s, se han aplicado criterios de dise</w:t>
-      </w:r>
-      <w:r>
-        <w:rPr>
-          <w:rFonts w:cs="Times New Roman" w:hint="cs"/>
-        </w:rPr>
-        <w:t>ñ</w:t>
-      </w:r>
-      <w:r>
-        <w:rPr>
-          <w:rFonts w:cs="Times New Roman"/>
-        </w:rPr>
-        <w:t>o web para diferenciar visualmente las tareas completadas de las pendientes.</w:t>
-      </w:r>
-    </w:p>
-    <w:p>
-      <w:pPr>
-        <w:rPr>
-          <w:rFonts w:cs="Times New Roman"/>
-        </w:rPr>
-      </w:pPr>
-    </w:p>
-    <w:p>
-      <w:pPr>
-        <w:pStyle w:val="Ttulo1"/>
-      </w:pPr>
-      <w:bookmarkStart w:id="1" w:name="_Toc210898277"/>
-      <w:r>
-        <w:t>2. Aplicaci</w:t>
-      </w:r>
-      <w:r>
-        <w:rPr>
-          <w:rFonts w:hint="cs"/>
-        </w:rPr>
-        <w:t>ó</w:t>
-      </w:r>
-      <w:r>
-        <w:t>n de elementos de JavaScript</w:t>
-      </w:r>
-      <w:bookmarkEnd w:id="1"/>
-    </w:p>
-    <w:p>
-      <w:r>
-        <w:t>A continuación, se detallan los elementos del lenguaje utilizados y c</w:t>
-      </w:r>
-      <w:r>
-        <w:rPr>
-          <w:rFonts w:hint="cs"/>
-        </w:rPr>
-        <w:t>ó</w:t>
-      </w:r>
-      <w:r>
-        <w:t>mo se han implementado en el proyecto:</w:t>
+        <w:t>Este proyecto consiste en una aplicación web desarrollada en JavaScript que permite al usuario gestionar una lista de tareas pendientes.</w:t>
+      </w:r>
+    </w:p>
+    <w:p>
+      <w:pPr>
+        <w:rPr>
+          <w:rFonts w:cs="Times New Roman"/>
+        </w:rPr>
+      </w:pPr>
+      <w:r>
+        <w:rPr>
+          <w:rFonts w:cs="Times New Roman"/>
+        </w:rPr>
+        <w:t>La aplicación ofrece las siguientes funcionalidades:</w:t>
       </w:r>
     </w:p>
     <w:p>
@@ -1442,59 +1398,17 @@
         <w:pStyle w:val="Prrafodelista"/>
         <w:numPr>
           <w:ilvl w:val="0"/>
-          <w:numId w:val="10"/>
+          <w:numId w:val="17"/>
         </w:numPr>
-      </w:pPr>
-      <w:r>
-        <w:rPr>
-          <w:b/>
-          <w:bCs/>
-        </w:rPr>
-        <w:t>Variables (</w:t>
-      </w:r>
-      <w:proofErr w:type="spellStart"/>
-      <w:r>
-        <w:rPr>
-          <w:b/>
-          <w:bCs/>
-        </w:rPr>
-        <w:t>let</w:t>
-      </w:r>
-      <w:proofErr w:type="spellEnd"/>
-      <w:r>
-        <w:rPr>
-          <w:b/>
-          <w:bCs/>
-        </w:rPr>
-        <w:t xml:space="preserve">, </w:t>
-      </w:r>
-      <w:proofErr w:type="spellStart"/>
-      <w:r>
-        <w:rPr>
-          <w:b/>
-          <w:bCs/>
-        </w:rPr>
-        <w:t>const</w:t>
-      </w:r>
-      <w:proofErr w:type="spellEnd"/>
-      <w:r>
-        <w:rPr>
-          <w:b/>
-          <w:bCs/>
-        </w:rPr>
-        <w:t>):</w:t>
-      </w:r>
-      <w:r>
-        <w:t xml:space="preserve"> Se han utilizado para declarar tanto los datos din</w:t>
-      </w:r>
-      <w:r>
-        <w:rPr>
-          <w:rFonts w:hint="cs"/>
-        </w:rPr>
-        <w:t>á</w:t>
-      </w:r>
-      <w:r>
-        <w:t>micos (como la lista de tareas), como referencias a elementos del DOM.</w:t>
+        <w:rPr>
+          <w:rFonts w:cs="Times New Roman"/>
+        </w:rPr>
+      </w:pPr>
+      <w:r>
+        <w:rPr>
+          <w:rFonts w:cs="Times New Roman"/>
+        </w:rPr>
+        <w:t>Añadir nuevas tareas.</w:t>
       </w:r>
     </w:p>
     <w:p>
@@ -1502,45 +1416,17 @@
         <w:pStyle w:val="Prrafodelista"/>
         <w:numPr>
           <w:ilvl w:val="0"/>
-          <w:numId w:val="10"/>
+          <w:numId w:val="17"/>
         </w:numPr>
-      </w:pPr>
-      <w:r>
-        <w:rPr>
-          <w:b/>
-          <w:bCs/>
-        </w:rPr>
-        <w:t>Operadores:</w:t>
-      </w:r>
-      <w:r>
-        <w:t xml:space="preserve"> Se han empleado operadores l</w:t>
-      </w:r>
-      <w:r>
-        <w:rPr>
-          <w:rFonts w:hint="cs"/>
-        </w:rPr>
-        <w:t>ó</w:t>
-      </w:r>
-      <w:r>
-        <w:t>gicos (!, &amp;&amp;) y aritm</w:t>
-      </w:r>
-      <w:r>
-        <w:rPr>
-          <w:rFonts w:hint="cs"/>
-        </w:rPr>
-        <w:t>é</w:t>
-      </w:r>
-      <w:r>
-        <w:t>ticos para el control de flujo y el c</w:t>
-      </w:r>
-      <w:r>
-        <w:rPr>
-          <w:rFonts w:hint="cs"/>
-        </w:rPr>
-        <w:t>á</w:t>
-      </w:r>
-      <w:r>
-        <w:t>lculo del porcentaje completado.</w:t>
+        <w:rPr>
+          <w:rFonts w:cs="Times New Roman"/>
+        </w:rPr>
+      </w:pPr>
+      <w:r>
+        <w:rPr>
+          <w:rFonts w:cs="Times New Roman"/>
+        </w:rPr>
+        <w:t>Marcar tareas como completadas o pendientes.</w:t>
       </w:r>
     </w:p>
     <w:p>
@@ -1548,43 +1434,17 @@
         <w:pStyle w:val="Prrafodelista"/>
         <w:numPr>
           <w:ilvl w:val="0"/>
-          <w:numId w:val="10"/>
+          <w:numId w:val="17"/>
         </w:numPr>
-      </w:pPr>
-      <w:r>
-        <w:rPr>
-          <w:b/>
-          <w:bCs/>
-        </w:rPr>
-        <w:t>Condicionales (</w:t>
-      </w:r>
-      <w:proofErr w:type="spellStart"/>
-      <w:r>
-        <w:rPr>
-          <w:b/>
-          <w:bCs/>
-        </w:rPr>
-        <w:t>if</w:t>
-      </w:r>
-      <w:proofErr w:type="spellEnd"/>
-      <w:r>
-        <w:rPr>
-          <w:b/>
-          <w:bCs/>
-        </w:rPr>
-        <w:t>):</w:t>
-      </w:r>
-      <w:r>
-        <w:t xml:space="preserve"> Usados para validar la entrada del usuario y aplicar estilos seg</w:t>
-      </w:r>
-      <w:r>
-        <w:rPr>
-          <w:rFonts w:hint="cs"/>
-        </w:rPr>
-        <w:t>ú</w:t>
-      </w:r>
-      <w:r>
-        <w:t>n el estado de la tarea.</w:t>
+        <w:rPr>
+          <w:rFonts w:cs="Times New Roman"/>
+        </w:rPr>
+      </w:pPr>
+      <w:r>
+        <w:rPr>
+          <w:rFonts w:cs="Times New Roman"/>
+        </w:rPr>
+        <w:t>Eliminar tareas de la lista.</w:t>
       </w:r>
     </w:p>
     <w:p>
@@ -1592,34 +1452,65 @@
         <w:pStyle w:val="Prrafodelista"/>
         <w:numPr>
           <w:ilvl w:val="0"/>
-          <w:numId w:val="10"/>
+          <w:numId w:val="17"/>
         </w:numPr>
-      </w:pPr>
-      <w:r>
-        <w:rPr>
-          <w:b/>
-          <w:bCs/>
-        </w:rPr>
-        <w:t>Bucles (</w:t>
-      </w:r>
-      <w:proofErr w:type="spellStart"/>
-      <w:r>
-        <w:rPr>
-          <w:b/>
-          <w:bCs/>
-        </w:rPr>
-        <w:t>forEach</w:t>
-      </w:r>
-      <w:proofErr w:type="spellEnd"/>
-      <w:r>
-        <w:rPr>
-          <w:b/>
-          <w:bCs/>
-        </w:rPr>
-        <w:t>):</w:t>
-      </w:r>
-      <w:r>
-        <w:t xml:space="preserve"> Utilizados para recorrer la lista de tareas y renderizarlas en el DOM.</w:t>
+        <w:rPr>
+          <w:rFonts w:cs="Times New Roman"/>
+        </w:rPr>
+      </w:pPr>
+      <w:r>
+        <w:rPr>
+          <w:rFonts w:cs="Times New Roman"/>
+        </w:rPr>
+        <w:t>Calcular y mostrar el porcentaje de tareas finalizadas respecto al total.</w:t>
+      </w:r>
+    </w:p>
+    <w:p>
+      <w:pPr>
+        <w:rPr>
+          <w:rFonts w:cs="Times New Roman"/>
+        </w:rPr>
+      </w:pPr>
+      <w:r>
+        <w:rPr>
+          <w:rFonts w:cs="Times New Roman"/>
+        </w:rPr>
+        <w:t>Además, se han aplicado principios básicos de diseño web para diferenciar visualmente las tareas completadas (en verde o tachadas) de las pendientes (en rojo), favoreciendo así la claridad visual y la legibilidad.</w:t>
+      </w:r>
+      <w:r>
+        <w:rPr>
+          <w:rFonts w:cs="Times New Roman"/>
+        </w:rPr>
+        <w:t xml:space="preserve"> </w:t>
+      </w:r>
+    </w:p>
+    <w:p>
+      <w:pPr>
+        <w:pStyle w:val="Ttulo1"/>
+        <w:rPr>
+          <w:rFonts w:cs="Times New Roman"/>
+        </w:rPr>
+      </w:pPr>
+      <w:bookmarkStart w:id="1" w:name="_Toc211682802"/>
+      <w:r>
+        <w:rPr>
+          <w:rFonts w:cs="Times New Roman"/>
+        </w:rPr>
+        <w:t>2. Aplicación de elementos de JavaScript</w:t>
+      </w:r>
+      <w:bookmarkEnd w:id="1"/>
+    </w:p>
+    <w:p>
+      <w:pPr>
+        <w:rPr>
+          <w:rFonts w:cs="Times New Roman"/>
+        </w:rPr>
+      </w:pPr>
+      <w:r>
+        <w:rPr>
+          <w:rFonts w:cs="Times New Roman"/>
+        </w:rPr>
+        <w:t>A continuación, se detallan los elementos del lenguaje utilizados y cómo se han implementado en el proyecto:</w:t>
       </w:r>
     </w:p>
     <w:p>
@@ -1627,82 +1518,63 @@
         <w:pStyle w:val="Prrafodelista"/>
         <w:numPr>
           <w:ilvl w:val="0"/>
-          <w:numId w:val="10"/>
+          <w:numId w:val="18"/>
         </w:numPr>
-      </w:pPr>
-      <w:r>
-        <w:rPr>
+        <w:rPr>
+          <w:rFonts w:cs="Times New Roman"/>
           <w:b/>
           <w:bCs/>
         </w:rPr>
-        <w:t>Funciones:</w:t>
-      </w:r>
-      <w:r>
-        <w:t xml:space="preserve"> Toda la l</w:t>
-      </w:r>
-      <w:r>
-        <w:rPr>
-          <w:rFonts w:hint="cs"/>
-        </w:rPr>
-        <w:t>ó</w:t>
-      </w:r>
-      <w:r>
-        <w:t>gica est</w:t>
-      </w:r>
-      <w:r>
-        <w:rPr>
-          <w:rFonts w:hint="cs"/>
-        </w:rPr>
-        <w:t>á</w:t>
-      </w:r>
-      <w:r>
-        <w:t xml:space="preserve"> estructurada en funciones como </w:t>
+      </w:pPr>
+      <w:r>
+        <w:rPr>
+          <w:rFonts w:cs="Times New Roman"/>
+          <w:b/>
+          <w:bCs/>
+        </w:rPr>
+        <w:t>Variables (</w:t>
       </w:r>
       <w:proofErr w:type="spellStart"/>
-      <w:proofErr w:type="gramStart"/>
-      <w:r>
-        <w:t>addTask</w:t>
+      <w:r>
+        <w:rPr>
+          <w:rFonts w:cs="Times New Roman"/>
+          <w:b/>
+          <w:bCs/>
+        </w:rPr>
+        <w:t>let</w:t>
       </w:r>
       <w:proofErr w:type="spellEnd"/>
       <w:r>
-        <w:t>(</w:t>
-      </w:r>
-      <w:proofErr w:type="gramEnd"/>
-      <w:r>
-        <w:t xml:space="preserve">), </w:t>
+        <w:rPr>
+          <w:rFonts w:cs="Times New Roman"/>
+          <w:b/>
+          <w:bCs/>
+        </w:rPr>
+        <w:t xml:space="preserve">, </w:t>
       </w:r>
       <w:proofErr w:type="spellStart"/>
       <w:r>
-        <w:t>deleteTask</w:t>
+        <w:rPr>
+          <w:rFonts w:cs="Times New Roman"/>
+          <w:b/>
+          <w:bCs/>
+        </w:rPr>
+        <w:t>const</w:t>
       </w:r>
       <w:proofErr w:type="spellEnd"/>
       <w:r>
-        <w:t xml:space="preserve">(), </w:t>
-      </w:r>
-      <w:proofErr w:type="spellStart"/>
-      <w:r>
-        <w:t>toggleTask</w:t>
-      </w:r>
-      <w:proofErr w:type="spellEnd"/>
-      <w:r>
-        <w:t xml:space="preserve">() y </w:t>
-      </w:r>
-      <w:proofErr w:type="spellStart"/>
-      <w:r>
-        <w:t>updateStats</w:t>
-      </w:r>
-      <w:proofErr w:type="spellEnd"/>
-      <w:r>
-        <w:t>(), lo que facilita su comprensi</w:t>
-      </w:r>
-      <w:r>
-        <w:rPr>
-          <w:rFonts w:hint="cs"/>
-        </w:rPr>
-        <w:t>ó</w:t>
-      </w:r>
-      <w:r>
-        <w:t>n y mantenimiento.</w:t>
+        <w:rPr>
+          <w:rFonts w:cs="Times New Roman"/>
+          <w:b/>
+          <w:bCs/>
+        </w:rPr>
+        <w:t xml:space="preserve">): </w:t>
+      </w:r>
+      <w:r>
+        <w:rPr>
+          <w:rFonts w:cs="Times New Roman"/>
+        </w:rPr>
+        <w:t>empleadas para guardar los datos dinámicos (la lista de tareas) y referencias a elementos del DOM.</w:t>
       </w:r>
     </w:p>
     <w:p>
@@ -1710,50 +1582,33 @@
         <w:pStyle w:val="Prrafodelista"/>
         <w:numPr>
           <w:ilvl w:val="0"/>
-          <w:numId w:val="10"/>
+          <w:numId w:val="18"/>
         </w:numPr>
-      </w:pPr>
-      <w:r>
-        <w:rPr>
+        <w:rPr>
+          <w:rFonts w:cs="Times New Roman"/>
+        </w:rPr>
+      </w:pPr>
+      <w:r>
+        <w:rPr>
+          <w:rFonts w:cs="Times New Roman"/>
           <w:b/>
           <w:bCs/>
         </w:rPr>
-        <w:t>Conversi</w:t>
-      </w:r>
-      <w:r>
-        <w:rPr>
-          <w:rFonts w:hint="cs"/>
-          <w:b/>
-          <w:bCs/>
-        </w:rPr>
-        <w:t>ó</w:t>
-      </w:r>
-      <w:r>
-        <w:rPr>
-          <w:b/>
-          <w:bCs/>
-        </w:rPr>
-        <w:t>n de tipos:</w:t>
-      </w:r>
-      <w:r>
-        <w:t xml:space="preserve"> Se aplic</w:t>
-      </w:r>
-      <w:r>
-        <w:rPr>
-          <w:rFonts w:hint="cs"/>
-        </w:rPr>
-        <w:t>ó</w:t>
-      </w:r>
-      <w:r>
-        <w:t xml:space="preserve"> </w:t>
-      </w:r>
-      <w:proofErr w:type="spellStart"/>
-      <w:r>
-        <w:t>Math.round</w:t>
-      </w:r>
-      <w:proofErr w:type="spellEnd"/>
-      <w:r>
-        <w:t>() para redondear el porcentaje de tareas completadas y evitar decimales innecesarios.</w:t>
+        <w:t xml:space="preserve">Operadores: </w:t>
+      </w:r>
+      <w:proofErr w:type="gramStart"/>
+      <w:r>
+        <w:rPr>
+          <w:rFonts w:cs="Times New Roman"/>
+        </w:rPr>
+        <w:t>se han usado operadores lógicos (!</w:t>
+      </w:r>
+      <w:proofErr w:type="gramEnd"/>
+      <w:r>
+        <w:rPr>
+          <w:rFonts w:cs="Times New Roman"/>
+        </w:rPr>
+        <w:t>, &amp;&amp;) y aritméticos para controlar el flujo y calcular el porcentaje de tareas completadas.</w:t>
       </w:r>
     </w:p>
     <w:p>
@@ -1761,118 +1616,27 @@
         <w:pStyle w:val="Prrafodelista"/>
         <w:numPr>
           <w:ilvl w:val="0"/>
-          <w:numId w:val="10"/>
+          <w:numId w:val="18"/>
         </w:numPr>
-      </w:pPr>
-      <w:r>
-        <w:rPr>
+        <w:rPr>
+          <w:rFonts w:cs="Times New Roman"/>
           <w:b/>
           <w:bCs/>
         </w:rPr>
-        <w:t>Comentarios en espa</w:t>
-      </w:r>
-      <w:r>
-        <w:rPr>
-          <w:rFonts w:hint="cs"/>
+      </w:pPr>
+      <w:r>
+        <w:rPr>
+          <w:rFonts w:cs="Times New Roman"/>
           <w:b/>
           <w:bCs/>
         </w:rPr>
-        <w:t>ñ</w:t>
-      </w:r>
-      <w:r>
-        <w:rPr>
-          <w:b/>
-          <w:bCs/>
-        </w:rPr>
-        <w:t>ol:</w:t>
-      </w:r>
-      <w:r>
-        <w:t xml:space="preserve"> El c</w:t>
-      </w:r>
-      <w:r>
-        <w:rPr>
-          <w:rFonts w:hint="cs"/>
-        </w:rPr>
-        <w:t>ó</w:t>
-      </w:r>
-      <w:r>
-        <w:t>digo contiene comentarios explicativos en espa</w:t>
-      </w:r>
-      <w:r>
-        <w:rPr>
-          <w:rFonts w:hint="cs"/>
-        </w:rPr>
-        <w:t>ñ</w:t>
-      </w:r>
-      <w:r>
-        <w:t>ol para facilitar la comprensi</w:t>
-      </w:r>
-      <w:r>
-        <w:rPr>
-          <w:rFonts w:hint="cs"/>
-        </w:rPr>
-        <w:t>ó</w:t>
-      </w:r>
-      <w:r>
-        <w:t>n por parte de todo el grupo.</w:t>
-      </w:r>
-    </w:p>
-    <w:p>
-      <w:pPr>
-        <w:rPr>
-          <w:rFonts w:cs="Times New Roman"/>
-        </w:rPr>
-      </w:pPr>
-    </w:p>
-    <w:p>
-      <w:pPr>
-        <w:pStyle w:val="Ttulo1"/>
-      </w:pPr>
-      <w:bookmarkStart w:id="2" w:name="_Toc210898278"/>
-      <w:r>
-        <w:t>3. Justificaci</w:t>
-      </w:r>
-      <w:r>
-        <w:rPr>
-          <w:rFonts w:hint="cs"/>
-        </w:rPr>
-        <w:t>ó</w:t>
-      </w:r>
-      <w:r>
-        <w:t>n del dise</w:t>
-      </w:r>
-      <w:r>
-        <w:rPr>
-          <w:rFonts w:hint="cs"/>
-        </w:rPr>
-        <w:t>ñ</w:t>
-      </w:r>
-      <w:r>
-        <w:t>o visual</w:t>
-      </w:r>
-      <w:bookmarkEnd w:id="2"/>
-    </w:p>
-    <w:p>
-      <w:r>
-        <w:t>Se ha optado por un dise</w:t>
-      </w:r>
-      <w:r>
-        <w:rPr>
-          <w:rFonts w:hint="cs"/>
-        </w:rPr>
-        <w:t>ñ</w:t>
-      </w:r>
-      <w:r>
-        <w:t>o minimalista y funcional. Los colores y tipograf</w:t>
-      </w:r>
-      <w:r>
-        <w:rPr>
-          <w:rFonts w:hint="cs"/>
-        </w:rPr>
-        <w:t>í</w:t>
-      </w:r>
-      <w:r>
-        <w:t>as fueron seleccionados con base en criterios de accesibilidad y legibilidad:</w:t>
+        <w:t xml:space="preserve">Condicionales (if): </w:t>
+      </w:r>
+      <w:r>
+        <w:rPr>
+          <w:rFonts w:cs="Times New Roman"/>
+        </w:rPr>
+        <w:t>utilizados para validar la entrada del usuario y determinar las acciones según el estado de cada tarea.</w:t>
       </w:r>
     </w:p>
     <w:p>
@@ -1880,15 +1644,252 @@
         <w:pStyle w:val="Prrafodelista"/>
         <w:numPr>
           <w:ilvl w:val="0"/>
-          <w:numId w:val="11"/>
+          <w:numId w:val="18"/>
         </w:numPr>
         <w:rPr>
+          <w:rFonts w:cs="Times New Roman"/>
           <w:b/>
           <w:bCs/>
         </w:rPr>
       </w:pPr>
       <w:r>
         <w:rPr>
+          <w:rFonts w:cs="Times New Roman"/>
+          <w:b/>
+          <w:bCs/>
+        </w:rPr>
+        <w:t>Bucles (</w:t>
+      </w:r>
+      <w:proofErr w:type="spellStart"/>
+      <w:r>
+        <w:rPr>
+          <w:rFonts w:cs="Times New Roman"/>
+          <w:b/>
+          <w:bCs/>
+        </w:rPr>
+        <w:t>forEach</w:t>
+      </w:r>
+      <w:proofErr w:type="spellEnd"/>
+      <w:r>
+        <w:rPr>
+          <w:rFonts w:cs="Times New Roman"/>
+          <w:b/>
+          <w:bCs/>
+        </w:rPr>
+        <w:t xml:space="preserve">): </w:t>
+      </w:r>
+      <w:r>
+        <w:rPr>
+          <w:rFonts w:cs="Times New Roman"/>
+        </w:rPr>
+        <w:t>permiten recorrer la lista de tareas y mostrarlas dinámicamente en la interfaz.</w:t>
+      </w:r>
+    </w:p>
+    <w:p>
+      <w:pPr>
+        <w:pStyle w:val="Prrafodelista"/>
+        <w:numPr>
+          <w:ilvl w:val="0"/>
+          <w:numId w:val="18"/>
+        </w:numPr>
+        <w:rPr>
+          <w:rFonts w:cs="Times New Roman"/>
+          <w:b/>
+          <w:bCs/>
+        </w:rPr>
+      </w:pPr>
+      <w:r>
+        <w:rPr>
+          <w:rFonts w:cs="Times New Roman"/>
+          <w:b/>
+          <w:bCs/>
+        </w:rPr>
+        <w:t xml:space="preserve">Funciones: </w:t>
+      </w:r>
+      <w:r>
+        <w:rPr>
+          <w:rFonts w:cs="Times New Roman"/>
+        </w:rPr>
+        <w:t>la lógica está dividida en funciones independientes —</w:t>
+      </w:r>
+      <w:proofErr w:type="spellStart"/>
+      <w:proofErr w:type="gramStart"/>
+      <w:r>
+        <w:rPr>
+          <w:rFonts w:cs="Times New Roman"/>
+        </w:rPr>
+        <w:t>addTask</w:t>
+      </w:r>
+      <w:proofErr w:type="spellEnd"/>
+      <w:r>
+        <w:rPr>
+          <w:rFonts w:cs="Times New Roman"/>
+        </w:rPr>
+        <w:t>(</w:t>
+      </w:r>
+      <w:proofErr w:type="gramEnd"/>
+      <w:r>
+        <w:rPr>
+          <w:rFonts w:cs="Times New Roman"/>
+        </w:rPr>
+        <w:t xml:space="preserve">), </w:t>
+      </w:r>
+      <w:proofErr w:type="spellStart"/>
+      <w:r>
+        <w:rPr>
+          <w:rFonts w:cs="Times New Roman"/>
+        </w:rPr>
+        <w:t>deleteTask</w:t>
+      </w:r>
+      <w:proofErr w:type="spellEnd"/>
+      <w:r>
+        <w:rPr>
+          <w:rFonts w:cs="Times New Roman"/>
+        </w:rPr>
+        <w:t xml:space="preserve">(), </w:t>
+      </w:r>
+      <w:proofErr w:type="spellStart"/>
+      <w:r>
+        <w:rPr>
+          <w:rFonts w:cs="Times New Roman"/>
+        </w:rPr>
+        <w:t>toggleTask</w:t>
+      </w:r>
+      <w:proofErr w:type="spellEnd"/>
+      <w:r>
+        <w:rPr>
+          <w:rFonts w:cs="Times New Roman"/>
+        </w:rPr>
+        <w:t xml:space="preserve">() y </w:t>
+      </w:r>
+      <w:proofErr w:type="spellStart"/>
+      <w:r>
+        <w:rPr>
+          <w:rFonts w:cs="Times New Roman"/>
+        </w:rPr>
+        <w:t>updateStats</w:t>
+      </w:r>
+      <w:proofErr w:type="spellEnd"/>
+      <w:r>
+        <w:rPr>
+          <w:rFonts w:cs="Times New Roman"/>
+        </w:rPr>
+        <w:t>()—, lo que facilita la lectura y el mantenimiento del código.</w:t>
+      </w:r>
+    </w:p>
+    <w:p>
+      <w:pPr>
+        <w:pStyle w:val="Prrafodelista"/>
+        <w:numPr>
+          <w:ilvl w:val="0"/>
+          <w:numId w:val="18"/>
+        </w:numPr>
+        <w:rPr>
+          <w:rFonts w:cs="Times New Roman"/>
+          <w:b/>
+          <w:bCs/>
+        </w:rPr>
+      </w:pPr>
+      <w:r>
+        <w:rPr>
+          <w:rFonts w:cs="Times New Roman"/>
+          <w:b/>
+          <w:bCs/>
+        </w:rPr>
+        <w:t xml:space="preserve">Conversión de tipos: </w:t>
+      </w:r>
+      <w:r>
+        <w:rPr>
+          <w:rFonts w:cs="Times New Roman"/>
+        </w:rPr>
+        <w:t xml:space="preserve">se ha empleado </w:t>
+      </w:r>
+      <w:proofErr w:type="spellStart"/>
+      <w:r>
+        <w:rPr>
+          <w:rFonts w:cs="Times New Roman"/>
+        </w:rPr>
+        <w:t>Math.round</w:t>
+      </w:r>
+      <w:proofErr w:type="spellEnd"/>
+      <w:r>
+        <w:rPr>
+          <w:rFonts w:cs="Times New Roman"/>
+        </w:rPr>
+        <w:t>() para redondear el porcentaje y evitar decimales innecesarios.</w:t>
+      </w:r>
+    </w:p>
+    <w:p>
+      <w:pPr>
+        <w:pStyle w:val="Prrafodelista"/>
+        <w:numPr>
+          <w:ilvl w:val="0"/>
+          <w:numId w:val="18"/>
+        </w:numPr>
+        <w:rPr>
+          <w:rFonts w:cs="Times New Roman"/>
+        </w:rPr>
+      </w:pPr>
+      <w:r>
+        <w:rPr>
+          <w:rFonts w:cs="Times New Roman"/>
+          <w:b/>
+          <w:bCs/>
+        </w:rPr>
+        <w:t xml:space="preserve">Comentarios en español: </w:t>
+      </w:r>
+      <w:r>
+        <w:rPr>
+          <w:rFonts w:cs="Times New Roman"/>
+        </w:rPr>
+        <w:t>el código contiene comentarios descriptivos que facilitan su comprensión.</w:t>
+      </w:r>
+    </w:p>
+    <w:p>
+      <w:pPr>
+        <w:pStyle w:val="Ttulo1"/>
+        <w:rPr>
+          <w:rFonts w:cs="Times New Roman"/>
+        </w:rPr>
+      </w:pPr>
+      <w:bookmarkStart w:id="2" w:name="_Toc211682803"/>
+      <w:r>
+        <w:rPr>
+          <w:rFonts w:cs="Times New Roman"/>
+        </w:rPr>
+        <w:t>3. Justificación del diseño visual</w:t>
+      </w:r>
+      <w:bookmarkEnd w:id="2"/>
+    </w:p>
+    <w:p>
+      <w:pPr>
+        <w:rPr>
+          <w:rFonts w:cs="Times New Roman"/>
+        </w:rPr>
+      </w:pPr>
+      <w:r>
+        <w:rPr>
+          <w:rFonts w:cs="Times New Roman"/>
+        </w:rPr>
+        <w:t>El diseño se ha realizado siguiendo un enfoque minimalista y funcional, con especial atención a la usabilidad y legibilidad.</w:t>
+      </w:r>
+    </w:p>
+    <w:p>
+      <w:pPr>
+        <w:pStyle w:val="Prrafodelista"/>
+        <w:numPr>
+          <w:ilvl w:val="0"/>
+          <w:numId w:val="19"/>
+        </w:numPr>
+        <w:rPr>
+          <w:rFonts w:cs="Times New Roman"/>
+          <w:b/>
+          <w:bCs/>
+        </w:rPr>
+      </w:pPr>
+      <w:r>
+        <w:rPr>
+          <w:rFonts w:cs="Times New Roman"/>
           <w:b/>
           <w:bCs/>
         </w:rPr>
@@ -1900,29 +1901,25 @@
         <w:pStyle w:val="Prrafodelista"/>
         <w:numPr>
           <w:ilvl w:val="1"/>
-          <w:numId w:val="11"/>
+          <w:numId w:val="19"/>
         </w:numPr>
-      </w:pPr>
-      <w:r>
-        <w:t xml:space="preserve">Verde para tareas completadas, transmitiendo </w:t>
-      </w:r>
-      <w:r>
-        <w:rPr>
-          <w:rFonts w:hint="cs"/>
-        </w:rPr>
-        <w:t>é</w:t>
-      </w:r>
-      <w:r>
-        <w:t>xito y finalizaci</w:t>
-      </w:r>
-      <w:r>
-        <w:rPr>
-          <w:rFonts w:hint="cs"/>
-        </w:rPr>
-        <w:t>ó</w:t>
-      </w:r>
-      <w:r>
-        <w:t>n.</w:t>
+        <w:rPr>
+          <w:rFonts w:cs="Times New Roman"/>
+        </w:rPr>
+      </w:pPr>
+      <w:r>
+        <w:rPr>
+          <w:rFonts w:cs="Times New Roman"/>
+          <w:b/>
+          <w:bCs/>
+        </w:rPr>
+        <w:t>Verde:</w:t>
+      </w:r>
+      <w:r>
+        <w:rPr>
+          <w:rFonts w:cs="Times New Roman"/>
+        </w:rPr>
+        <w:t xml:space="preserve"> tareas completadas, simboliza logro y éxito.</w:t>
       </w:r>
     </w:p>
     <w:p>
@@ -1930,20 +1927,25 @@
         <w:pStyle w:val="Prrafodelista"/>
         <w:numPr>
           <w:ilvl w:val="1"/>
-          <w:numId w:val="11"/>
+          <w:numId w:val="19"/>
         </w:numPr>
-      </w:pPr>
-      <w:r>
-        <w:t>Rojo para tareas pendientes, llamando la atenci</w:t>
-      </w:r>
-      <w:r>
-        <w:rPr>
-          <w:rFonts w:hint="cs"/>
-        </w:rPr>
-        <w:t>ó</w:t>
-      </w:r>
-      <w:r>
-        <w:t>n sobre acciones por hacer.</w:t>
+        <w:rPr>
+          <w:rFonts w:cs="Times New Roman"/>
+        </w:rPr>
+      </w:pPr>
+      <w:r>
+        <w:rPr>
+          <w:rFonts w:cs="Times New Roman"/>
+          <w:b/>
+          <w:bCs/>
+        </w:rPr>
+        <w:t>Rojo:</w:t>
+      </w:r>
+      <w:r>
+        <w:rPr>
+          <w:rFonts w:cs="Times New Roman"/>
+        </w:rPr>
+        <w:t xml:space="preserve"> tareas pendientes, llama la atención sobre lo que falta por hacer.</w:t>
       </w:r>
     </w:p>
     <w:p>
@@ -1951,11 +1953,25 @@
         <w:pStyle w:val="Prrafodelista"/>
         <w:numPr>
           <w:ilvl w:val="1"/>
-          <w:numId w:val="11"/>
+          <w:numId w:val="19"/>
         </w:numPr>
-      </w:pPr>
-      <w:r>
-        <w:t>Fondo claro para facilitar la lectura general.</w:t>
+        <w:rPr>
+          <w:rFonts w:cs="Times New Roman"/>
+        </w:rPr>
+      </w:pPr>
+      <w:r>
+        <w:rPr>
+          <w:rFonts w:cs="Times New Roman"/>
+          <w:b/>
+          <w:bCs/>
+        </w:rPr>
+        <w:t>Fondo claro:</w:t>
+      </w:r>
+      <w:r>
+        <w:rPr>
+          <w:rFonts w:cs="Times New Roman"/>
+        </w:rPr>
+        <w:t xml:space="preserve"> mejora la lectura y aporta sensación de limpieza.</w:t>
       </w:r>
     </w:p>
     <w:p>
@@ -1963,59 +1979,67 @@
         <w:pStyle w:val="Prrafodelista"/>
         <w:numPr>
           <w:ilvl w:val="0"/>
-          <w:numId w:val="11"/>
+          <w:numId w:val="19"/>
         </w:numPr>
-      </w:pPr>
-      <w:r>
-        <w:rPr>
+        <w:rPr>
+          <w:rFonts w:cs="Times New Roman"/>
           <w:b/>
           <w:bCs/>
         </w:rPr>
-        <w:t>Tipograf</w:t>
-      </w:r>
-      <w:r>
-        <w:rPr>
-          <w:rFonts w:hint="cs"/>
+      </w:pPr>
+      <w:r>
+        <w:rPr>
+          <w:rFonts w:cs="Times New Roman"/>
           <w:b/>
           <w:bCs/>
         </w:rPr>
-        <w:t>í</w:t>
-      </w:r>
-      <w:r>
-        <w:rPr>
+        <w:t>Tipografía:</w:t>
+      </w:r>
+    </w:p>
+    <w:p>
+      <w:pPr>
+        <w:pStyle w:val="Prrafodelista"/>
+        <w:numPr>
+          <w:ilvl w:val="1"/>
+          <w:numId w:val="19"/>
+        </w:numPr>
+        <w:rPr>
+          <w:rFonts w:cs="Times New Roman"/>
+        </w:rPr>
+      </w:pPr>
+      <w:r>
+        <w:rPr>
+          <w:rFonts w:cs="Times New Roman"/>
+        </w:rPr>
+        <w:t xml:space="preserve">Se ha usado </w:t>
+      </w:r>
+      <w:r>
+        <w:rPr>
+          <w:rFonts w:cs="Times New Roman"/>
           <w:b/>
           <w:bCs/>
         </w:rPr>
-        <w:t>a:</w:t>
-      </w:r>
-      <w:r>
-        <w:t xml:space="preserve"> Se ha utilizado Arial, una fuente </w:t>
+        <w:t>Arial</w:t>
+      </w:r>
+      <w:r>
+        <w:rPr>
+          <w:rFonts w:cs="Times New Roman"/>
+        </w:rPr>
+        <w:t xml:space="preserve">, una fuente </w:t>
       </w:r>
       <w:proofErr w:type="spellStart"/>
       <w:r>
+        <w:rPr>
+          <w:rFonts w:cs="Times New Roman"/>
+        </w:rPr>
         <w:t>sans-serif</w:t>
       </w:r>
       <w:proofErr w:type="spellEnd"/>
       <w:r>
-        <w:t xml:space="preserve"> ampliamente legible y com</w:t>
-      </w:r>
-      <w:r>
-        <w:rPr>
-          <w:rFonts w:hint="cs"/>
-        </w:rPr>
-        <w:t>ú</w:t>
-      </w:r>
-      <w:r>
-        <w:t>nmente aceptada en dise</w:t>
-      </w:r>
-      <w:r>
-        <w:rPr>
-          <w:rFonts w:hint="cs"/>
-        </w:rPr>
-        <w:t>ñ</w:t>
-      </w:r>
-      <w:r>
-        <w:t>o web.</w:t>
+        <w:rPr>
+          <w:rFonts w:cs="Times New Roman"/>
+        </w:rPr>
+        <w:t xml:space="preserve"> muy legible y compatible con todos los navegadores.</w:t>
       </w:r>
     </w:p>
     <w:p>
@@ -2023,79 +2047,105 @@
         <w:pStyle w:val="Prrafodelista"/>
         <w:numPr>
           <w:ilvl w:val="0"/>
-          <w:numId w:val="11"/>
+          <w:numId w:val="19"/>
         </w:numPr>
-      </w:pPr>
-      <w:r>
-        <w:rPr>
+        <w:rPr>
+          <w:rFonts w:cs="Times New Roman"/>
           <w:b/>
           <w:bCs/>
         </w:rPr>
-        <w:t>Dise</w:t>
-      </w:r>
-      <w:r>
-        <w:rPr>
-          <w:rFonts w:hint="cs"/>
+      </w:pPr>
+      <w:r>
+        <w:rPr>
+          <w:rFonts w:cs="Times New Roman"/>
           <w:b/>
           <w:bCs/>
         </w:rPr>
-        <w:t>ñ</w:t>
-      </w:r>
-      <w:r>
-        <w:rPr>
-          <w:b/>
-          <w:bCs/>
-        </w:rPr>
-        <w:t>o responsivo:</w:t>
-      </w:r>
-      <w:r>
-        <w:t xml:space="preserve"> La interfaz se adapta correctamente a distintos tama</w:t>
-      </w:r>
-      <w:r>
-        <w:rPr>
-          <w:rFonts w:hint="cs"/>
-        </w:rPr>
-        <w:t>ñ</w:t>
-      </w:r>
-      <w:r>
-        <w:t>os de pantalla, permitiendo su uso tanto en ordenadores como en dispositivos m</w:t>
-      </w:r>
-      <w:r>
-        <w:rPr>
-          <w:rFonts w:hint="cs"/>
-        </w:rPr>
-        <w:t>ó</w:t>
-      </w:r>
-      <w:r>
-        <w:t>viles.</w:t>
-      </w:r>
-    </w:p>
-    <w:p/>
+        <w:t>Diseño adaptable:</w:t>
+      </w:r>
+    </w:p>
+    <w:p>
+      <w:pPr>
+        <w:pStyle w:val="Prrafodelista"/>
+        <w:numPr>
+          <w:ilvl w:val="1"/>
+          <w:numId w:val="19"/>
+        </w:numPr>
+        <w:rPr>
+          <w:rFonts w:cs="Times New Roman"/>
+        </w:rPr>
+      </w:pPr>
+      <w:r>
+        <w:rPr>
+          <w:rFonts w:cs="Times New Roman"/>
+        </w:rPr>
+        <w:t xml:space="preserve">Gracias al uso de unidades relativas y </w:t>
+      </w:r>
+      <w:proofErr w:type="spellStart"/>
+      <w:r>
+        <w:rPr>
+          <w:rFonts w:cs="Times New Roman"/>
+        </w:rPr>
+        <w:t>flexbox</w:t>
+      </w:r>
+      <w:proofErr w:type="spellEnd"/>
+      <w:r>
+        <w:rPr>
+          <w:rFonts w:cs="Times New Roman"/>
+        </w:rPr>
+        <w:t xml:space="preserve">, la interfaz se adapta correctamente a diferentes tamaños de pantalla (ordenadores, </w:t>
+      </w:r>
+      <w:proofErr w:type="spellStart"/>
+      <w:r>
+        <w:rPr>
+          <w:rFonts w:cs="Times New Roman"/>
+        </w:rPr>
+        <w:t>tablets</w:t>
+      </w:r>
+      <w:proofErr w:type="spellEnd"/>
+      <w:r>
+        <w:rPr>
+          <w:rFonts w:cs="Times New Roman"/>
+        </w:rPr>
+        <w:t xml:space="preserve"> y móviles).</w:t>
+      </w:r>
+    </w:p>
     <w:p>
       <w:pPr>
         <w:pStyle w:val="Ttulo1"/>
-      </w:pPr>
-      <w:bookmarkStart w:id="3" w:name="_Toc210898279"/>
-      <w:r>
-        <w:t>4. Organizaci</w:t>
-      </w:r>
-      <w:r>
-        <w:rPr>
-          <w:rFonts w:hint="cs"/>
-        </w:rPr>
-        <w:t>ó</w:t>
-      </w:r>
-      <w:r>
-        <w:t>n del trabajo en equipo</w:t>
+        <w:rPr>
+          <w:rFonts w:cs="Times New Roman"/>
+        </w:rPr>
+      </w:pPr>
+      <w:bookmarkStart w:id="3" w:name="_Toc211682804"/>
+      <w:r>
+        <w:rPr>
+          <w:rFonts w:cs="Times New Roman"/>
+        </w:rPr>
+        <w:lastRenderedPageBreak/>
+        <w:t>4. Organización del trabajo en equipo</w:t>
       </w:r>
       <w:bookmarkEnd w:id="3"/>
+    </w:p>
+    <w:p>
+      <w:pPr>
+        <w:rPr>
+          <w:rFonts w:cs="Times New Roman"/>
+        </w:rPr>
+      </w:pPr>
+      <w:r>
+        <w:rPr>
+          <w:rFonts w:cs="Times New Roman"/>
+        </w:rPr>
+        <w:t>El desarrollo se llevó a cabo en varias fases:</w:t>
+      </w:r>
     </w:p>
     <w:p>
       <w:pPr>
         <w:pStyle w:val="Prrafodelista"/>
         <w:numPr>
           <w:ilvl w:val="0"/>
-          <w:numId w:val="12"/>
+          <w:numId w:val="21"/>
         </w:numPr>
         <w:rPr>
           <w:rFonts w:cs="Times New Roman"/>
@@ -2105,31 +2155,7 @@
         <w:rPr>
           <w:rFonts w:cs="Times New Roman"/>
         </w:rPr>
-        <w:t>An</w:t>
-      </w:r>
-      <w:r>
-        <w:rPr>
-          <w:rFonts w:cs="Times New Roman" w:hint="cs"/>
-        </w:rPr>
-        <w:t>á</w:t>
-      </w:r>
-      <w:r>
-        <w:rPr>
-          <w:rFonts w:cs="Times New Roman"/>
-        </w:rPr>
-        <w:t>lisis de requisitos y dise</w:t>
-      </w:r>
-      <w:r>
-        <w:rPr>
-          <w:rFonts w:cs="Times New Roman" w:hint="cs"/>
-        </w:rPr>
-        <w:t>ñ</w:t>
-      </w:r>
-      <w:r>
-        <w:rPr>
-          <w:rFonts w:cs="Times New Roman"/>
-        </w:rPr>
-        <w:t>o de estructura HTML.</w:t>
+        <w:t>Análisis de requisitos y diseño del HTML base.</w:t>
       </w:r>
     </w:p>
     <w:p>
@@ -2137,7 +2163,7 @@
         <w:pStyle w:val="Prrafodelista"/>
         <w:numPr>
           <w:ilvl w:val="0"/>
-          <w:numId w:val="12"/>
+          <w:numId w:val="21"/>
         </w:numPr>
         <w:rPr>
           <w:rFonts w:cs="Times New Roman"/>
@@ -2147,31 +2173,7 @@
         <w:rPr>
           <w:rFonts w:cs="Times New Roman"/>
         </w:rPr>
-        <w:t>Implementaci</w:t>
-      </w:r>
-      <w:r>
-        <w:rPr>
-          <w:rFonts w:cs="Times New Roman" w:hint="cs"/>
-        </w:rPr>
-        <w:t>ó</w:t>
-      </w:r>
-      <w:r>
-        <w:rPr>
-          <w:rFonts w:cs="Times New Roman"/>
-        </w:rPr>
-        <w:t>n de funcionalidades b</w:t>
-      </w:r>
-      <w:r>
-        <w:rPr>
-          <w:rFonts w:cs="Times New Roman" w:hint="cs"/>
-        </w:rPr>
-        <w:t>á</w:t>
-      </w:r>
-      <w:r>
-        <w:rPr>
-          <w:rFonts w:cs="Times New Roman"/>
-        </w:rPr>
-        <w:t>sicas en JavaScript.</w:t>
+        <w:t>Implementación de la lógica principal con JavaScript.</w:t>
       </w:r>
     </w:p>
     <w:p>
@@ -2179,7 +2181,7 @@
         <w:pStyle w:val="Prrafodelista"/>
         <w:numPr>
           <w:ilvl w:val="0"/>
-          <w:numId w:val="12"/>
+          <w:numId w:val="21"/>
         </w:numPr>
         <w:rPr>
           <w:rFonts w:cs="Times New Roman"/>
@@ -2189,19 +2191,7 @@
         <w:rPr>
           <w:rFonts w:cs="Times New Roman"/>
         </w:rPr>
-        <w:t>Aplicaci</w:t>
-      </w:r>
-      <w:r>
-        <w:rPr>
-          <w:rFonts w:cs="Times New Roman" w:hint="cs"/>
-        </w:rPr>
-        <w:t>ó</w:t>
-      </w:r>
-      <w:r>
-        <w:rPr>
-          <w:rFonts w:cs="Times New Roman"/>
-        </w:rPr>
-        <w:t>n de estilos visuales con CSS.</w:t>
+        <w:t>Aplicación de estilos visuales mediante CSS.</w:t>
       </w:r>
     </w:p>
     <w:p>
@@ -2209,7 +2199,7 @@
         <w:pStyle w:val="Prrafodelista"/>
         <w:numPr>
           <w:ilvl w:val="0"/>
-          <w:numId w:val="12"/>
+          <w:numId w:val="21"/>
         </w:numPr>
         <w:rPr>
           <w:rFonts w:cs="Times New Roman"/>
@@ -2219,19 +2209,7 @@
         <w:rPr>
           <w:rFonts w:cs="Times New Roman"/>
         </w:rPr>
-        <w:t>Pruebas y depuraci</w:t>
-      </w:r>
-      <w:r>
-        <w:rPr>
-          <w:rFonts w:cs="Times New Roman" w:hint="cs"/>
-        </w:rPr>
-        <w:t>ó</w:t>
-      </w:r>
-      <w:r>
-        <w:rPr>
-          <w:rFonts w:cs="Times New Roman"/>
-        </w:rPr>
-        <w:t>n.</w:t>
+        <w:t>Pruebas, corrección de errores y optimización.</w:t>
       </w:r>
     </w:p>
     <w:p>
@@ -2239,7 +2217,7 @@
         <w:pStyle w:val="Prrafodelista"/>
         <w:numPr>
           <w:ilvl w:val="0"/>
-          <w:numId w:val="12"/>
+          <w:numId w:val="21"/>
         </w:numPr>
         <w:rPr>
           <w:rFonts w:cs="Times New Roman"/>
@@ -2249,31 +2227,7 @@
         <w:rPr>
           <w:rFonts w:cs="Times New Roman"/>
         </w:rPr>
-        <w:t>Documentaci</w:t>
-      </w:r>
-      <w:r>
-        <w:rPr>
-          <w:rFonts w:cs="Times New Roman" w:hint="cs"/>
-        </w:rPr>
-        <w:t>ó</w:t>
-      </w:r>
-      <w:r>
-        <w:rPr>
-          <w:rFonts w:cs="Times New Roman"/>
-        </w:rPr>
-        <w:t>n del proyecto y preparaci</w:t>
-      </w:r>
-      <w:r>
-        <w:rPr>
-          <w:rFonts w:cs="Times New Roman" w:hint="cs"/>
-        </w:rPr>
-        <w:t>ó</w:t>
-      </w:r>
-      <w:r>
-        <w:rPr>
-          <w:rFonts w:cs="Times New Roman"/>
-        </w:rPr>
-        <w:t>n de la entrega.</w:t>
+        <w:t>Elaboración de la documentación y preparación de la entrega.</w:t>
       </w:r>
     </w:p>
     <w:p>
@@ -2290,7 +2244,6 @@
           <w:b/>
           <w:bCs/>
         </w:rPr>
-        <w:lastRenderedPageBreak/>
         <w:t>Dificultades encontradas:</w:t>
       </w:r>
     </w:p>
@@ -2299,7 +2252,7 @@
         <w:pStyle w:val="Prrafodelista"/>
         <w:numPr>
           <w:ilvl w:val="0"/>
-          <w:numId w:val="13"/>
+          <w:numId w:val="20"/>
         </w:numPr>
         <w:rPr>
           <w:rFonts w:cs="Times New Roman"/>
@@ -2309,7 +2262,7 @@
         <w:rPr>
           <w:rFonts w:cs="Times New Roman"/>
         </w:rPr>
-        <w:t>Control de estados de las tareas (hecha/pendiente).</w:t>
+        <w:t>Control de los estados de las tareas (hechas/pendientes).</w:t>
       </w:r>
     </w:p>
     <w:p>
@@ -2317,7 +2270,7 @@
         <w:pStyle w:val="Prrafodelista"/>
         <w:numPr>
           <w:ilvl w:val="0"/>
-          <w:numId w:val="13"/>
+          <w:numId w:val="20"/>
         </w:numPr>
         <w:rPr>
           <w:rFonts w:cs="Times New Roman"/>
@@ -2327,31 +2280,7 @@
         <w:rPr>
           <w:rFonts w:cs="Times New Roman"/>
         </w:rPr>
-        <w:t>Actualizaci</w:t>
-      </w:r>
-      <w:r>
-        <w:rPr>
-          <w:rFonts w:cs="Times New Roman" w:hint="cs"/>
-        </w:rPr>
-        <w:t>ó</w:t>
-      </w:r>
-      <w:r>
-        <w:rPr>
-          <w:rFonts w:cs="Times New Roman"/>
-        </w:rPr>
-        <w:t>n din</w:t>
-      </w:r>
-      <w:r>
-        <w:rPr>
-          <w:rFonts w:cs="Times New Roman" w:hint="cs"/>
-        </w:rPr>
-        <w:t>á</w:t>
-      </w:r>
-      <w:r>
-        <w:rPr>
-          <w:rFonts w:cs="Times New Roman"/>
-        </w:rPr>
-        <w:t>mica del porcentaje de tareas completadas.</w:t>
+        <w:t>Cálculo y actualización dinámica del porcentaje de progreso.</w:t>
       </w:r>
     </w:p>
     <w:p>
@@ -2376,7 +2305,7 @@
         <w:pStyle w:val="Prrafodelista"/>
         <w:numPr>
           <w:ilvl w:val="0"/>
-          <w:numId w:val="13"/>
+          <w:numId w:val="22"/>
         </w:numPr>
         <w:rPr>
           <w:rFonts w:cs="Times New Roman"/>
@@ -2386,31 +2315,7 @@
         <w:rPr>
           <w:rFonts w:cs="Times New Roman"/>
         </w:rPr>
-        <w:t>Separaci</w:t>
-      </w:r>
-      <w:r>
-        <w:rPr>
-          <w:rFonts w:cs="Times New Roman" w:hint="cs"/>
-        </w:rPr>
-        <w:t>ó</w:t>
-      </w:r>
-      <w:r>
-        <w:rPr>
-          <w:rFonts w:cs="Times New Roman"/>
-        </w:rPr>
-        <w:t>n de l</w:t>
-      </w:r>
-      <w:r>
-        <w:rPr>
-          <w:rFonts w:cs="Times New Roman" w:hint="cs"/>
-        </w:rPr>
-        <w:t>ó</w:t>
-      </w:r>
-      <w:r>
-        <w:rPr>
-          <w:rFonts w:cs="Times New Roman"/>
-        </w:rPr>
-        <w:t>gica en funciones reutilizables.</w:t>
+        <w:t>Separación de la lógica en funciones reutilizables.</w:t>
       </w:r>
     </w:p>
     <w:p>
@@ -2418,7 +2323,7 @@
         <w:pStyle w:val="Prrafodelista"/>
         <w:numPr>
           <w:ilvl w:val="0"/>
-          <w:numId w:val="13"/>
+          <w:numId w:val="22"/>
         </w:numPr>
         <w:rPr>
           <w:rFonts w:cs="Times New Roman"/>
@@ -2428,34 +2333,21 @@
         <w:rPr>
           <w:rFonts w:cs="Times New Roman"/>
         </w:rPr>
-        <w:t>Uso correcto del DOM para modificar la interfaz de forma din</w:t>
-      </w:r>
-      <w:r>
-        <w:rPr>
-          <w:rFonts w:cs="Times New Roman" w:hint="cs"/>
-        </w:rPr>
-        <w:t>á</w:t>
-      </w:r>
-      <w:r>
-        <w:rPr>
-          <w:rFonts w:cs="Times New Roman"/>
-        </w:rPr>
-        <w:t>mica.</w:t>
-      </w:r>
-    </w:p>
-    <w:p>
-      <w:pPr>
-        <w:rPr>
-          <w:rFonts w:cs="Times New Roman"/>
-        </w:rPr>
-      </w:pPr>
+        <w:t>Uso del DOM para modificar la interfaz en tiempo real.</w:t>
+      </w:r>
     </w:p>
     <w:p>
       <w:pPr>
         <w:pStyle w:val="Ttulo1"/>
-      </w:pPr>
-      <w:bookmarkStart w:id="4" w:name="_Toc210898280"/>
-      <w:r>
+        <w:rPr>
+          <w:rFonts w:cs="Times New Roman"/>
+        </w:rPr>
+      </w:pPr>
+      <w:bookmarkStart w:id="4" w:name="_Toc211682805"/>
+      <w:r>
+        <w:rPr>
+          <w:rFonts w:cs="Times New Roman"/>
+        </w:rPr>
         <w:t>5. Repositorio en GitHub</w:t>
       </w:r>
       <w:bookmarkEnd w:id="4"/>
@@ -2550,9 +2442,15 @@
     <w:p>
       <w:pPr>
         <w:pStyle w:val="Ttulo1"/>
-      </w:pPr>
-      <w:bookmarkStart w:id="5" w:name="_Toc210898281"/>
-      <w:r>
+        <w:rPr>
+          <w:rFonts w:cs="Times New Roman"/>
+        </w:rPr>
+      </w:pPr>
+      <w:bookmarkStart w:id="5" w:name="_Toc211682806"/>
+      <w:r>
+        <w:rPr>
+          <w:rFonts w:cs="Times New Roman"/>
+        </w:rPr>
         <w:t>6. Uso de Jira</w:t>
       </w:r>
       <w:bookmarkEnd w:id="5"/>
@@ -2567,19 +2465,7 @@
         <w:rPr>
           <w:rFonts w:cs="Times New Roman"/>
         </w:rPr>
-        <w:t>Cada funcionalidad se organiz</w:t>
-      </w:r>
-      <w:r>
-        <w:rPr>
-          <w:rFonts w:cs="Times New Roman" w:hint="cs"/>
-        </w:rPr>
-        <w:t>ó</w:t>
-      </w:r>
-      <w:r>
-        <w:rPr>
-          <w:rFonts w:cs="Times New Roman"/>
-        </w:rPr>
-        <w:t xml:space="preserve"> como una tarea dentro de un tablero Kanban.</w:t>
+        <w:t>Cada funcionalidad se organizó como una tarea dentro de un tablero Kanban.</w:t>
       </w:r>
     </w:p>
     <w:p>
@@ -2671,28 +2557,8 @@
         <w:rPr>
           <w:rFonts w:cs="Times New Roman"/>
         </w:rPr>
-        <w:t>Planificaci</w:t>
-      </w:r>
-      <w:r>
-        <w:rPr>
-          <w:rFonts w:cs="Times New Roman" w:hint="cs"/>
-        </w:rPr>
-        <w:t>ó</w:t>
-      </w:r>
-      <w:r>
-        <w:rPr>
-          <w:rFonts w:cs="Times New Roman"/>
-        </w:rPr>
-        <w:t>n del flujo de trabajo.</w:t>
-      </w:r>
-    </w:p>
-    <w:p>
-      <w:pPr>
-        <w:pStyle w:val="Prrafodelista"/>
-        <w:rPr>
-          <w:rFonts w:cs="Times New Roman"/>
-        </w:rPr>
-      </w:pPr>
+        <w:t>Planificación del flujo de trabajo.</w:t>
+      </w:r>
     </w:p>
     <w:p>
       <w:pPr>
@@ -2810,38 +2676,6 @@
     <w:p>
       <w:pPr>
         <w:pStyle w:val="Prrafodelista"/>
-        <w:rPr>
-          <w:rFonts w:cs="Times New Roman"/>
-        </w:rPr>
-      </w:pPr>
-    </w:p>
-    <w:p>
-      <w:pPr>
-        <w:pStyle w:val="Prrafodelista"/>
-        <w:rPr>
-          <w:rFonts w:cs="Times New Roman"/>
-        </w:rPr>
-      </w:pPr>
-    </w:p>
-    <w:p>
-      <w:pPr>
-        <w:pStyle w:val="Prrafodelista"/>
-        <w:rPr>
-          <w:rFonts w:cs="Times New Roman"/>
-        </w:rPr>
-      </w:pPr>
-    </w:p>
-    <w:p>
-      <w:pPr>
-        <w:pStyle w:val="Prrafodelista"/>
-        <w:rPr>
-          <w:rFonts w:cs="Times New Roman"/>
-        </w:rPr>
-      </w:pPr>
-    </w:p>
-    <w:p>
-      <w:pPr>
-        <w:pStyle w:val="Prrafodelista"/>
         <w:numPr>
           <w:ilvl w:val="0"/>
           <w:numId w:val="15"/>
@@ -2969,29 +2803,17 @@
     <w:p>
       <w:pPr>
         <w:pStyle w:val="Ttulo1"/>
-      </w:pPr>
-      <w:bookmarkStart w:id="6" w:name="_Toc210898282"/>
-      <w:r>
+        <w:rPr>
+          <w:rFonts w:cs="Times New Roman"/>
+        </w:rPr>
+      </w:pPr>
+      <w:bookmarkStart w:id="6" w:name="_Toc211682807"/>
+      <w:r>
+        <w:rPr>
+          <w:rFonts w:cs="Times New Roman"/>
+        </w:rPr>
         <w:lastRenderedPageBreak/>
-        <w:t>7. Preparaci</w:t>
-      </w:r>
-      <w:r>
-        <w:rPr>
-          <w:rFonts w:hint="cs"/>
-        </w:rPr>
-        <w:t>ó</w:t>
-      </w:r>
-      <w:r>
-        <w:t>n de la presentaci</w:t>
-      </w:r>
-      <w:r>
-        <w:rPr>
-          <w:rFonts w:hint="cs"/>
-        </w:rPr>
-        <w:t>ó</w:t>
-      </w:r>
-      <w:r>
-        <w:t>n</w:t>
+        <w:t>7. Preparación de la presentación</w:t>
       </w:r>
       <w:bookmarkEnd w:id="6"/>
     </w:p>
@@ -3005,19 +2827,7 @@
         <w:rPr>
           <w:rFonts w:cs="Times New Roman"/>
         </w:rPr>
-        <w:t>Se ha preparado una breve presentaci</w:t>
-      </w:r>
-      <w:r>
-        <w:rPr>
-          <w:rFonts w:cs="Times New Roman" w:hint="cs"/>
-        </w:rPr>
-        <w:t>ó</w:t>
-      </w:r>
-      <w:r>
-        <w:rPr>
-          <w:rFonts w:cs="Times New Roman"/>
-        </w:rPr>
-        <w:t>n para exponer en clase, con el siguiente contenido:</w:t>
+        <w:t>Se ha preparado una breve presentación para exponer en clase, con el siguiente contenido:</w:t>
       </w:r>
     </w:p>
     <w:p>
@@ -3035,31 +2845,7 @@
         <w:rPr>
           <w:rFonts w:cs="Times New Roman"/>
         </w:rPr>
-        <w:t>Demostraci</w:t>
-      </w:r>
-      <w:r>
-        <w:rPr>
-          <w:rFonts w:cs="Times New Roman" w:hint="cs"/>
-        </w:rPr>
-        <w:t>ó</w:t>
-      </w:r>
-      <w:r>
-        <w:rPr>
-          <w:rFonts w:cs="Times New Roman"/>
-        </w:rPr>
-        <w:t>n de la funcionalidad de la aplicaci</w:t>
-      </w:r>
-      <w:r>
-        <w:rPr>
-          <w:rFonts w:cs="Times New Roman" w:hint="cs"/>
-        </w:rPr>
-        <w:t>ó</w:t>
-      </w:r>
-      <w:r>
-        <w:rPr>
-          <w:rFonts w:cs="Times New Roman"/>
-        </w:rPr>
-        <w:t>n.</w:t>
+        <w:t>Demostración de la funcionalidad de la aplicación.</w:t>
       </w:r>
     </w:p>
     <w:p>
@@ -3077,43 +2863,7 @@
         <w:rPr>
           <w:rFonts w:cs="Times New Roman"/>
         </w:rPr>
-        <w:t>Explicaci</w:t>
-      </w:r>
-      <w:r>
-        <w:rPr>
-          <w:rFonts w:cs="Times New Roman" w:hint="cs"/>
-        </w:rPr>
-        <w:t>ó</w:t>
-      </w:r>
-      <w:r>
-        <w:rPr>
-          <w:rFonts w:cs="Times New Roman"/>
-        </w:rPr>
-        <w:t>n del c</w:t>
-      </w:r>
-      <w:r>
-        <w:rPr>
-          <w:rFonts w:cs="Times New Roman" w:hint="cs"/>
-        </w:rPr>
-        <w:t>ó</w:t>
-      </w:r>
-      <w:r>
-        <w:rPr>
-          <w:rFonts w:cs="Times New Roman"/>
-        </w:rPr>
-        <w:t>digo JavaScript y los aspectos m</w:t>
-      </w:r>
-      <w:r>
-        <w:rPr>
-          <w:rFonts w:cs="Times New Roman" w:hint="cs"/>
-        </w:rPr>
-        <w:t>á</w:t>
-      </w:r>
-      <w:r>
-        <w:rPr>
-          <w:rFonts w:cs="Times New Roman"/>
-        </w:rPr>
-        <w:t>s relevantes.</w:t>
+        <w:t>Explicación del código JavaScript y los aspectos más relevantes.</w:t>
       </w:r>
     </w:p>
     <w:p>
@@ -3131,19 +2881,7 @@
         <w:rPr>
           <w:rFonts w:cs="Times New Roman"/>
         </w:rPr>
-        <w:t>Principios de dise</w:t>
-      </w:r>
-      <w:r>
-        <w:rPr>
-          <w:rFonts w:cs="Times New Roman" w:hint="cs"/>
-        </w:rPr>
-        <w:t>ñ</w:t>
-      </w:r>
-      <w:r>
-        <w:rPr>
-          <w:rFonts w:cs="Times New Roman"/>
-        </w:rPr>
-        <w:t>o aplicados.</w:t>
+        <w:t>Principios de diseño aplicados.</w:t>
       </w:r>
     </w:p>
     <w:p>
@@ -3172,12 +2910,7 @@
       </w:pPr>
     </w:p>
     <w:sectPr>
-      <w:headerReference w:type="even" r:id="rId14"/>
-      <w:headerReference w:type="default" r:id="rId15"/>
-      <w:footerReference w:type="even" r:id="rId16"/>
-      <w:footerReference w:type="default" r:id="rId17"/>
-      <w:headerReference w:type="first" r:id="rId18"/>
-      <w:footerReference w:type="first" r:id="rId19"/>
+      <w:footerReference w:type="default" r:id="rId14"/>
       <w:pgSz w:w="11906" w:h="16838"/>
       <w:pgMar w:top="1417" w:right="1701" w:bottom="1417" w:left="1701" w:header="708" w:footer="708" w:gutter="0"/>
       <w:pgNumType w:start="0"/>
@@ -3215,16 +2948,6 @@
 </file>
 
 <file path=word/footer1.xml><?xml version="1.0" encoding="utf-8"?>
-<w:ftr xmlns:wpc="http://schemas.microsoft.com/office/word/2010/wordprocessingCanvas" xmlns:cx="http://schemas.microsoft.com/office/drawing/2014/chartex" xmlns:cx1="http://schemas.microsoft.com/office/drawing/2015/9/8/chartex" xmlns:cx2="http://schemas.microsoft.com/office/drawing/2015/10/21/chartex" xmlns:cx3="http://schemas.microsoft.com/office/drawing/2016/5/9/chartex" xmlns:cx4="http://schemas.microsoft.com/office/drawing/2016/5/10/chartex" xmlns:cx5="http://schemas.microsoft.com/office/drawing/2016/5/11/chartex" xmlns:cx6="http://schemas.microsoft.com/office/drawing/2016/5/12/chartex" xmlns:cx7="http://schemas.microsoft.com/office/drawing/2016/5/13/chartex" xmlns:cx8="http://schemas.microsoft.com/office/drawing/2016/5/14/chartex" xmlns:mc="http://schemas.openxmlformats.org/markup-compatibility/2006" xmlns:aink="http://schemas.microsoft.com/office/drawing/2016/ink" xmlns:am3d="http://schemas.microsoft.com/office/drawing/2017/model3d" xmlns:o="urn:schemas-microsoft-com:office:office" xmlns:r="http://schemas.openxmlformats.org/officeDocument/2006/relationships" xmlns:m="http://schemas.openxmlformats.org/officeDocument/2006/math" xmlns:v="urn:schemas-microsoft-com:vml" xmlns:wp14="http://schemas.microsoft.com/office/word/2010/wordprocessingDrawing" xmlns:wp="http://schemas.openxmlformats.org/drawingml/2006/wordprocessingDrawing" xmlns:w10="urn:schemas-microsoft-com:office:word" xmlns:w="http://schemas.openxmlformats.org/wordprocessingml/2006/main" xmlns:w14="http://schemas.microsoft.com/office/word/2010/wordml" xmlns:w15="http://schemas.microsoft.com/office/word/2012/wordml" xmlns:w16cex="http://schemas.microsoft.com/office/word/2018/wordml/cex" xmlns:w16cid="http://schemas.microsoft.com/office/word/2016/wordml/cid" xmlns:w16="http://schemas.microsoft.com/office/word/2018/wordml" xmlns:w16sdtdh="http://schemas.microsoft.com/office/word/2020/wordml/sdtdatahash" xmlns:w16se="http://schemas.microsoft.com/office/word/2015/wordml/symex" xmlns:wpg="http://schemas.microsoft.com/office/word/2010/wordprocessingGroup" xmlns:wpi="http://schemas.microsoft.com/office/word/2010/wordprocessingInk" xmlns:wne="http://schemas.microsoft.com/office/word/2006/wordml" xmlns:wps="http://schemas.microsoft.com/office/word/2010/wordprocessingShape" mc:Ignorable="w14 w15 w16se w16cid w16 w16cex w16sdtdh wp14">
-  <w:p>
-    <w:pPr>
-      <w:pStyle w:val="Piedepgina"/>
-    </w:pPr>
-  </w:p>
-</w:ftr>
-</file>
-
-<file path=word/footer2.xml><?xml version="1.0" encoding="utf-8"?>
 <w:ftr xmlns:wpc="http://schemas.microsoft.com/office/word/2010/wordprocessingCanvas" xmlns:cx="http://schemas.microsoft.com/office/drawing/2014/chartex" xmlns:cx1="http://schemas.microsoft.com/office/drawing/2015/9/8/chartex" xmlns:cx2="http://schemas.microsoft.com/office/drawing/2015/10/21/chartex" xmlns:cx3="http://schemas.microsoft.com/office/drawing/2016/5/9/chartex" xmlns:cx4="http://schemas.microsoft.com/office/drawing/2016/5/10/chartex" xmlns:cx5="http://schemas.microsoft.com/office/drawing/2016/5/11/chartex" xmlns:cx6="http://schemas.microsoft.com/office/drawing/2016/5/12/chartex" xmlns:cx7="http://schemas.microsoft.com/office/drawing/2016/5/13/chartex" xmlns:cx8="http://schemas.microsoft.com/office/drawing/2016/5/14/chartex" xmlns:mc="http://schemas.openxmlformats.org/markup-compatibility/2006" xmlns:aink="http://schemas.microsoft.com/office/drawing/2016/ink" xmlns:am3d="http://schemas.microsoft.com/office/drawing/2017/model3d" xmlns:o="urn:schemas-microsoft-com:office:office" xmlns:r="http://schemas.openxmlformats.org/officeDocument/2006/relationships" xmlns:m="http://schemas.openxmlformats.org/officeDocument/2006/math" xmlns:v="urn:schemas-microsoft-com:vml" xmlns:wp14="http://schemas.microsoft.com/office/word/2010/wordprocessingDrawing" xmlns:wp="http://schemas.openxmlformats.org/drawingml/2006/wordprocessingDrawing" xmlns:w10="urn:schemas-microsoft-com:office:word" xmlns:w="http://schemas.openxmlformats.org/wordprocessingml/2006/main" xmlns:w14="http://schemas.microsoft.com/office/word/2010/wordml" xmlns:w15="http://schemas.microsoft.com/office/word/2012/wordml" xmlns:w16cex="http://schemas.microsoft.com/office/word/2018/wordml/cex" xmlns:w16cid="http://schemas.microsoft.com/office/word/2016/wordml/cid" xmlns:w16="http://schemas.microsoft.com/office/word/2018/wordml" xmlns:w16sdtdh="http://schemas.microsoft.com/office/word/2020/wordml/sdtdatahash" xmlns:w16se="http://schemas.microsoft.com/office/word/2015/wordml/symex" xmlns:wpg="http://schemas.microsoft.com/office/word/2010/wordprocessingGroup" xmlns:wpi="http://schemas.microsoft.com/office/word/2010/wordprocessingInk" xmlns:wne="http://schemas.microsoft.com/office/word/2006/wordml" xmlns:wps="http://schemas.microsoft.com/office/word/2010/wordprocessingShape" mc:Ignorable="w14 w15 w16se w16cid w16 w16cex w16sdtdh wp14">
   <w:sdt>
     <w:sdtPr>
@@ -3330,16 +3053,6 @@
 </w:ftr>
 </file>
 
-<file path=word/footer3.xml><?xml version="1.0" encoding="utf-8"?>
-<w:ftr xmlns:wpc="http://schemas.microsoft.com/office/word/2010/wordprocessingCanvas" xmlns:cx="http://schemas.microsoft.com/office/drawing/2014/chartex" xmlns:cx1="http://schemas.microsoft.com/office/drawing/2015/9/8/chartex" xmlns:cx2="http://schemas.microsoft.com/office/drawing/2015/10/21/chartex" xmlns:cx3="http://schemas.microsoft.com/office/drawing/2016/5/9/chartex" xmlns:cx4="http://schemas.microsoft.com/office/drawing/2016/5/10/chartex" xmlns:cx5="http://schemas.microsoft.com/office/drawing/2016/5/11/chartex" xmlns:cx6="http://schemas.microsoft.com/office/drawing/2016/5/12/chartex" xmlns:cx7="http://schemas.microsoft.com/office/drawing/2016/5/13/chartex" xmlns:cx8="http://schemas.microsoft.com/office/drawing/2016/5/14/chartex" xmlns:mc="http://schemas.openxmlformats.org/markup-compatibility/2006" xmlns:aink="http://schemas.microsoft.com/office/drawing/2016/ink" xmlns:am3d="http://schemas.microsoft.com/office/drawing/2017/model3d" xmlns:o="urn:schemas-microsoft-com:office:office" xmlns:r="http://schemas.openxmlformats.org/officeDocument/2006/relationships" xmlns:m="http://schemas.openxmlformats.org/officeDocument/2006/math" xmlns:v="urn:schemas-microsoft-com:vml" xmlns:wp14="http://schemas.microsoft.com/office/word/2010/wordprocessingDrawing" xmlns:wp="http://schemas.openxmlformats.org/drawingml/2006/wordprocessingDrawing" xmlns:w10="urn:schemas-microsoft-com:office:word" xmlns:w="http://schemas.openxmlformats.org/wordprocessingml/2006/main" xmlns:w14="http://schemas.microsoft.com/office/word/2010/wordml" xmlns:w15="http://schemas.microsoft.com/office/word/2012/wordml" xmlns:w16cex="http://schemas.microsoft.com/office/word/2018/wordml/cex" xmlns:w16cid="http://schemas.microsoft.com/office/word/2016/wordml/cid" xmlns:w16="http://schemas.microsoft.com/office/word/2018/wordml" xmlns:w16sdtdh="http://schemas.microsoft.com/office/word/2020/wordml/sdtdatahash" xmlns:w16se="http://schemas.microsoft.com/office/word/2015/wordml/symex" xmlns:wpg="http://schemas.microsoft.com/office/word/2010/wordprocessingGroup" xmlns:wpi="http://schemas.microsoft.com/office/word/2010/wordprocessingInk" xmlns:wne="http://schemas.microsoft.com/office/word/2006/wordml" xmlns:wps="http://schemas.microsoft.com/office/word/2010/wordprocessingShape" mc:Ignorable="w14 w15 w16se w16cid w16 w16cex w16sdtdh wp14">
-  <w:p>
-    <w:pPr>
-      <w:pStyle w:val="Piedepgina"/>
-    </w:pPr>
-  </w:p>
-</w:ftr>
-</file>
-
 <file path=word/footnotes.xml><?xml version="1.0" encoding="utf-8"?>
 <w:footnotes xmlns:wpc="http://schemas.microsoft.com/office/word/2010/wordprocessingCanvas" xmlns:cx="http://schemas.microsoft.com/office/drawing/2014/chartex" xmlns:cx1="http://schemas.microsoft.com/office/drawing/2015/9/8/chartex" xmlns:cx2="http://schemas.microsoft.com/office/drawing/2015/10/21/chartex" xmlns:cx3="http://schemas.microsoft.com/office/drawing/2016/5/9/chartex" xmlns:cx4="http://schemas.microsoft.com/office/drawing/2016/5/10/chartex" xmlns:cx5="http://schemas.microsoft.com/office/drawing/2016/5/11/chartex" xmlns:cx6="http://schemas.microsoft.com/office/drawing/2016/5/12/chartex" xmlns:cx7="http://schemas.microsoft.com/office/drawing/2016/5/13/chartex" xmlns:cx8="http://schemas.microsoft.com/office/drawing/2016/5/14/chartex" xmlns:mc="http://schemas.openxmlformats.org/markup-compatibility/2006" xmlns:aink="http://schemas.microsoft.com/office/drawing/2016/ink" xmlns:am3d="http://schemas.microsoft.com/office/drawing/2017/model3d" xmlns:o="urn:schemas-microsoft-com:office:office" xmlns:r="http://schemas.openxmlformats.org/officeDocument/2006/relationships" xmlns:m="http://schemas.openxmlformats.org/officeDocument/2006/math" xmlns:v="urn:schemas-microsoft-com:vml" xmlns:wp14="http://schemas.microsoft.com/office/word/2010/wordprocessingDrawing" xmlns:wp="http://schemas.openxmlformats.org/drawingml/2006/wordprocessingDrawing" xmlns:w10="urn:schemas-microsoft-com:office:word" xmlns:w="http://schemas.openxmlformats.org/wordprocessingml/2006/main" xmlns:w14="http://schemas.microsoft.com/office/word/2010/wordml" xmlns:w15="http://schemas.microsoft.com/office/word/2012/wordml" xmlns:w16cex="http://schemas.microsoft.com/office/word/2018/wordml/cex" xmlns:w16cid="http://schemas.microsoft.com/office/word/2016/wordml/cid" xmlns:w16="http://schemas.microsoft.com/office/word/2018/wordml" xmlns:w16sdtdh="http://schemas.microsoft.com/office/word/2020/wordml/sdtdatahash" xmlns:w16se="http://schemas.microsoft.com/office/word/2015/wordml/symex" xmlns:wpg="http://schemas.microsoft.com/office/word/2010/wordprocessingGroup" xmlns:wpi="http://schemas.microsoft.com/office/word/2010/wordprocessingInk" xmlns:wne="http://schemas.microsoft.com/office/word/2006/wordml" xmlns:wps="http://schemas.microsoft.com/office/word/2010/wordprocessingShape" mc:Ignorable="w14 w15 w16se w16cid w16 w16cex w16sdtdh wp14">
   <w:footnote w:type="separator" w:id="-1">
@@ -3363,36 +3076,6 @@
     </w:p>
   </w:footnote>
 </w:footnotes>
-</file>
-
-<file path=word/header1.xml><?xml version="1.0" encoding="utf-8"?>
-<w:hdr xmlns:wpc="http://schemas.microsoft.com/office/word/2010/wordprocessingCanvas" xmlns:cx="http://schemas.microsoft.com/office/drawing/2014/chartex" xmlns:cx1="http://schemas.microsoft.com/office/drawing/2015/9/8/chartex" xmlns:cx2="http://schemas.microsoft.com/office/drawing/2015/10/21/chartex" xmlns:cx3="http://schemas.microsoft.com/office/drawing/2016/5/9/chartex" xmlns:cx4="http://schemas.microsoft.com/office/drawing/2016/5/10/chartex" xmlns:cx5="http://schemas.microsoft.com/office/drawing/2016/5/11/chartex" xmlns:cx6="http://schemas.microsoft.com/office/drawing/2016/5/12/chartex" xmlns:cx7="http://schemas.microsoft.com/office/drawing/2016/5/13/chartex" xmlns:cx8="http://schemas.microsoft.com/office/drawing/2016/5/14/chartex" xmlns:mc="http://schemas.openxmlformats.org/markup-compatibility/2006" xmlns:aink="http://schemas.microsoft.com/office/drawing/2016/ink" xmlns:am3d="http://schemas.microsoft.com/office/drawing/2017/model3d" xmlns:o="urn:schemas-microsoft-com:office:office" xmlns:r="http://schemas.openxmlformats.org/officeDocument/2006/relationships" xmlns:m="http://schemas.openxmlformats.org/officeDocument/2006/math" xmlns:v="urn:schemas-microsoft-com:vml" xmlns:wp14="http://schemas.microsoft.com/office/word/2010/wordprocessingDrawing" xmlns:wp="http://schemas.openxmlformats.org/drawingml/2006/wordprocessingDrawing" xmlns:w10="urn:schemas-microsoft-com:office:word" xmlns:w="http://schemas.openxmlformats.org/wordprocessingml/2006/main" xmlns:w14="http://schemas.microsoft.com/office/word/2010/wordml" xmlns:w15="http://schemas.microsoft.com/office/word/2012/wordml" xmlns:w16cex="http://schemas.microsoft.com/office/word/2018/wordml/cex" xmlns:w16cid="http://schemas.microsoft.com/office/word/2016/wordml/cid" xmlns:w16="http://schemas.microsoft.com/office/word/2018/wordml" xmlns:w16sdtdh="http://schemas.microsoft.com/office/word/2020/wordml/sdtdatahash" xmlns:w16se="http://schemas.microsoft.com/office/word/2015/wordml/symex" xmlns:wpg="http://schemas.microsoft.com/office/word/2010/wordprocessingGroup" xmlns:wpi="http://schemas.microsoft.com/office/word/2010/wordprocessingInk" xmlns:wne="http://schemas.microsoft.com/office/word/2006/wordml" xmlns:wps="http://schemas.microsoft.com/office/word/2010/wordprocessingShape" mc:Ignorable="w14 w15 w16se w16cid w16 w16cex w16sdtdh wp14">
-  <w:p>
-    <w:pPr>
-      <w:pStyle w:val="Encabezado"/>
-    </w:pPr>
-  </w:p>
-</w:hdr>
-</file>
-
-<file path=word/header2.xml><?xml version="1.0" encoding="utf-8"?>
-<w:hdr xmlns:wpc="http://schemas.microsoft.com/office/word/2010/wordprocessingCanvas" xmlns:cx="http://schemas.microsoft.com/office/drawing/2014/chartex" xmlns:cx1="http://schemas.microsoft.com/office/drawing/2015/9/8/chartex" xmlns:cx2="http://schemas.microsoft.com/office/drawing/2015/10/21/chartex" xmlns:cx3="http://schemas.microsoft.com/office/drawing/2016/5/9/chartex" xmlns:cx4="http://schemas.microsoft.com/office/drawing/2016/5/10/chartex" xmlns:cx5="http://schemas.microsoft.com/office/drawing/2016/5/11/chartex" xmlns:cx6="http://schemas.microsoft.com/office/drawing/2016/5/12/chartex" xmlns:cx7="http://schemas.microsoft.com/office/drawing/2016/5/13/chartex" xmlns:cx8="http://schemas.microsoft.com/office/drawing/2016/5/14/chartex" xmlns:mc="http://schemas.openxmlformats.org/markup-compatibility/2006" xmlns:aink="http://schemas.microsoft.com/office/drawing/2016/ink" xmlns:am3d="http://schemas.microsoft.com/office/drawing/2017/model3d" xmlns:o="urn:schemas-microsoft-com:office:office" xmlns:r="http://schemas.openxmlformats.org/officeDocument/2006/relationships" xmlns:m="http://schemas.openxmlformats.org/officeDocument/2006/math" xmlns:v="urn:schemas-microsoft-com:vml" xmlns:wp14="http://schemas.microsoft.com/office/word/2010/wordprocessingDrawing" xmlns:wp="http://schemas.openxmlformats.org/drawingml/2006/wordprocessingDrawing" xmlns:w10="urn:schemas-microsoft-com:office:word" xmlns:w="http://schemas.openxmlformats.org/wordprocessingml/2006/main" xmlns:w14="http://schemas.microsoft.com/office/word/2010/wordml" xmlns:w15="http://schemas.microsoft.com/office/word/2012/wordml" xmlns:w16cex="http://schemas.microsoft.com/office/word/2018/wordml/cex" xmlns:w16cid="http://schemas.microsoft.com/office/word/2016/wordml/cid" xmlns:w16="http://schemas.microsoft.com/office/word/2018/wordml" xmlns:w16sdtdh="http://schemas.microsoft.com/office/word/2020/wordml/sdtdatahash" xmlns:w16se="http://schemas.microsoft.com/office/word/2015/wordml/symex" xmlns:wpg="http://schemas.microsoft.com/office/word/2010/wordprocessingGroup" xmlns:wpi="http://schemas.microsoft.com/office/word/2010/wordprocessingInk" xmlns:wne="http://schemas.microsoft.com/office/word/2006/wordml" xmlns:wps="http://schemas.microsoft.com/office/word/2010/wordprocessingShape" mc:Ignorable="w14 w15 w16se w16cid w16 w16cex w16sdtdh wp14">
-  <w:p>
-    <w:pPr>
-      <w:pStyle w:val="Encabezado"/>
-    </w:pPr>
-  </w:p>
-</w:hdr>
-</file>
-
-<file path=word/header3.xml><?xml version="1.0" encoding="utf-8"?>
-<w:hdr xmlns:wpc="http://schemas.microsoft.com/office/word/2010/wordprocessingCanvas" xmlns:cx="http://schemas.microsoft.com/office/drawing/2014/chartex" xmlns:cx1="http://schemas.microsoft.com/office/drawing/2015/9/8/chartex" xmlns:cx2="http://schemas.microsoft.com/office/drawing/2015/10/21/chartex" xmlns:cx3="http://schemas.microsoft.com/office/drawing/2016/5/9/chartex" xmlns:cx4="http://schemas.microsoft.com/office/drawing/2016/5/10/chartex" xmlns:cx5="http://schemas.microsoft.com/office/drawing/2016/5/11/chartex" xmlns:cx6="http://schemas.microsoft.com/office/drawing/2016/5/12/chartex" xmlns:cx7="http://schemas.microsoft.com/office/drawing/2016/5/13/chartex" xmlns:cx8="http://schemas.microsoft.com/office/drawing/2016/5/14/chartex" xmlns:mc="http://schemas.openxmlformats.org/markup-compatibility/2006" xmlns:aink="http://schemas.microsoft.com/office/drawing/2016/ink" xmlns:am3d="http://schemas.microsoft.com/office/drawing/2017/model3d" xmlns:o="urn:schemas-microsoft-com:office:office" xmlns:r="http://schemas.openxmlformats.org/officeDocument/2006/relationships" xmlns:m="http://schemas.openxmlformats.org/officeDocument/2006/math" xmlns:v="urn:schemas-microsoft-com:vml" xmlns:wp14="http://schemas.microsoft.com/office/word/2010/wordprocessingDrawing" xmlns:wp="http://schemas.openxmlformats.org/drawingml/2006/wordprocessingDrawing" xmlns:w10="urn:schemas-microsoft-com:office:word" xmlns:w="http://schemas.openxmlformats.org/wordprocessingml/2006/main" xmlns:w14="http://schemas.microsoft.com/office/word/2010/wordml" xmlns:w15="http://schemas.microsoft.com/office/word/2012/wordml" xmlns:w16cex="http://schemas.microsoft.com/office/word/2018/wordml/cex" xmlns:w16cid="http://schemas.microsoft.com/office/word/2016/wordml/cid" xmlns:w16="http://schemas.microsoft.com/office/word/2018/wordml" xmlns:w16sdtdh="http://schemas.microsoft.com/office/word/2020/wordml/sdtdatahash" xmlns:w16se="http://schemas.microsoft.com/office/word/2015/wordml/symex" xmlns:wpg="http://schemas.microsoft.com/office/word/2010/wordprocessingGroup" xmlns:wpi="http://schemas.microsoft.com/office/word/2010/wordprocessingInk" xmlns:wne="http://schemas.microsoft.com/office/word/2006/wordml" xmlns:wps="http://schemas.microsoft.com/office/word/2010/wordprocessingShape" mc:Ignorable="w14 w15 w16se w16cid w16 w16cex w16sdtdh wp14">
-  <w:p>
-    <w:pPr>
-      <w:pStyle w:val="Encabezado"/>
-    </w:pPr>
-  </w:p>
-</w:hdr>
 </file>
 
 <file path=word/numbering.xml><?xml version="1.0" encoding="utf-8"?>
@@ -3547,6 +3230,119 @@
     </w:lvl>
   </w:abstractNum>
   <w:abstractNum w:abstractNumId="1" w15:restartNumberingAfterBreak="0">
+    <w:nsid w:val="0E3B2C91"/>
+    <w:multiLevelType w:val="hybridMultilevel"/>
+    <w:tmpl w:val="08669322"/>
+    <w:lvl w:ilvl="0" w:tplc="0C0A0001">
+      <w:start w:val="1"/>
+      <w:numFmt w:val="bullet"/>
+      <w:lvlText w:val=""/>
+      <w:lvlJc w:val="left"/>
+      <w:pPr>
+        <w:ind w:left="720" w:hanging="360"/>
+      </w:pPr>
+      <w:rPr>
+        <w:rFonts w:ascii="Symbol" w:hAnsi="Symbol" w:hint="default"/>
+      </w:rPr>
+    </w:lvl>
+    <w:lvl w:ilvl="1" w:tplc="0C0A0003" w:tentative="1">
+      <w:start w:val="1"/>
+      <w:numFmt w:val="bullet"/>
+      <w:lvlText w:val="o"/>
+      <w:lvlJc w:val="left"/>
+      <w:pPr>
+        <w:ind w:left="1440" w:hanging="360"/>
+      </w:pPr>
+      <w:rPr>
+        <w:rFonts w:ascii="Courier New" w:hAnsi="Courier New" w:cs="Courier New" w:hint="default"/>
+      </w:rPr>
+    </w:lvl>
+    <w:lvl w:ilvl="2" w:tplc="0C0A0005" w:tentative="1">
+      <w:start w:val="1"/>
+      <w:numFmt w:val="bullet"/>
+      <w:lvlText w:val=""/>
+      <w:lvlJc w:val="left"/>
+      <w:pPr>
+        <w:ind w:left="2160" w:hanging="360"/>
+      </w:pPr>
+      <w:rPr>
+        <w:rFonts w:ascii="Wingdings" w:hAnsi="Wingdings" w:hint="default"/>
+      </w:rPr>
+    </w:lvl>
+    <w:lvl w:ilvl="3" w:tplc="0C0A0001" w:tentative="1">
+      <w:start w:val="1"/>
+      <w:numFmt w:val="bullet"/>
+      <w:lvlText w:val=""/>
+      <w:lvlJc w:val="left"/>
+      <w:pPr>
+        <w:ind w:left="2880" w:hanging="360"/>
+      </w:pPr>
+      <w:rPr>
+        <w:rFonts w:ascii="Symbol" w:hAnsi="Symbol" w:hint="default"/>
+      </w:rPr>
+    </w:lvl>
+    <w:lvl w:ilvl="4" w:tplc="0C0A0003" w:tentative="1">
+      <w:start w:val="1"/>
+      <w:numFmt w:val="bullet"/>
+      <w:lvlText w:val="o"/>
+      <w:lvlJc w:val="left"/>
+      <w:pPr>
+        <w:ind w:left="3600" w:hanging="360"/>
+      </w:pPr>
+      <w:rPr>
+        <w:rFonts w:ascii="Courier New" w:hAnsi="Courier New" w:cs="Courier New" w:hint="default"/>
+      </w:rPr>
+    </w:lvl>
+    <w:lvl w:ilvl="5" w:tplc="0C0A0005" w:tentative="1">
+      <w:start w:val="1"/>
+      <w:numFmt w:val="bullet"/>
+      <w:lvlText w:val=""/>
+      <w:lvlJc w:val="left"/>
+      <w:pPr>
+        <w:ind w:left="4320" w:hanging="360"/>
+      </w:pPr>
+      <w:rPr>
+        <w:rFonts w:ascii="Wingdings" w:hAnsi="Wingdings" w:hint="default"/>
+      </w:rPr>
+    </w:lvl>
+    <w:lvl w:ilvl="6" w:tplc="0C0A0001" w:tentative="1">
+      <w:start w:val="1"/>
+      <w:numFmt w:val="bullet"/>
+      <w:lvlText w:val=""/>
+      <w:lvlJc w:val="left"/>
+      <w:pPr>
+        <w:ind w:left="5040" w:hanging="360"/>
+      </w:pPr>
+      <w:rPr>
+        <w:rFonts w:ascii="Symbol" w:hAnsi="Symbol" w:hint="default"/>
+      </w:rPr>
+    </w:lvl>
+    <w:lvl w:ilvl="7" w:tplc="0C0A0003" w:tentative="1">
+      <w:start w:val="1"/>
+      <w:numFmt w:val="bullet"/>
+      <w:lvlText w:val="o"/>
+      <w:lvlJc w:val="left"/>
+      <w:pPr>
+        <w:ind w:left="5760" w:hanging="360"/>
+      </w:pPr>
+      <w:rPr>
+        <w:rFonts w:ascii="Courier New" w:hAnsi="Courier New" w:cs="Courier New" w:hint="default"/>
+      </w:rPr>
+    </w:lvl>
+    <w:lvl w:ilvl="8" w:tplc="0C0A0005" w:tentative="1">
+      <w:start w:val="1"/>
+      <w:numFmt w:val="bullet"/>
+      <w:lvlText w:val=""/>
+      <w:lvlJc w:val="left"/>
+      <w:pPr>
+        <w:ind w:left="6480" w:hanging="360"/>
+      </w:pPr>
+      <w:rPr>
+        <w:rFonts w:ascii="Wingdings" w:hAnsi="Wingdings" w:hint="default"/>
+      </w:rPr>
+    </w:lvl>
+  </w:abstractNum>
+  <w:abstractNum w:abstractNumId="2" w15:restartNumberingAfterBreak="0">
     <w:nsid w:val="187204D0"/>
     <w:multiLevelType w:val="hybridMultilevel"/>
     <w:tmpl w:val="AFF03C7E"/>
@@ -3659,7 +3455,7 @@
       </w:rPr>
     </w:lvl>
   </w:abstractNum>
-  <w:abstractNum w:abstractNumId="2" w15:restartNumberingAfterBreak="0">
+  <w:abstractNum w:abstractNumId="3" w15:restartNumberingAfterBreak="0">
     <w:nsid w:val="19115D2B"/>
     <w:multiLevelType w:val="multilevel"/>
     <w:tmpl w:val="0BE802C0"/>
@@ -3808,7 +3604,7 @@
       </w:rPr>
     </w:lvl>
   </w:abstractNum>
-  <w:abstractNum w:abstractNumId="3" w15:restartNumberingAfterBreak="0">
+  <w:abstractNum w:abstractNumId="4" w15:restartNumberingAfterBreak="0">
     <w:nsid w:val="193A799D"/>
     <w:multiLevelType w:val="multilevel"/>
     <w:tmpl w:val="96664266"/>
@@ -3957,7 +3753,233 @@
       </w:rPr>
     </w:lvl>
   </w:abstractNum>
-  <w:abstractNum w:abstractNumId="4" w15:restartNumberingAfterBreak="0">
+  <w:abstractNum w:abstractNumId="5" w15:restartNumberingAfterBreak="0">
+    <w:nsid w:val="2BE943BB"/>
+    <w:multiLevelType w:val="hybridMultilevel"/>
+    <w:tmpl w:val="33B6543C"/>
+    <w:lvl w:ilvl="0" w:tplc="0C0A0001">
+      <w:start w:val="1"/>
+      <w:numFmt w:val="bullet"/>
+      <w:lvlText w:val=""/>
+      <w:lvlJc w:val="left"/>
+      <w:pPr>
+        <w:ind w:left="720" w:hanging="360"/>
+      </w:pPr>
+      <w:rPr>
+        <w:rFonts w:ascii="Symbol" w:hAnsi="Symbol" w:hint="default"/>
+      </w:rPr>
+    </w:lvl>
+    <w:lvl w:ilvl="1" w:tplc="0C0A0003" w:tentative="1">
+      <w:start w:val="1"/>
+      <w:numFmt w:val="bullet"/>
+      <w:lvlText w:val="o"/>
+      <w:lvlJc w:val="left"/>
+      <w:pPr>
+        <w:ind w:left="1440" w:hanging="360"/>
+      </w:pPr>
+      <w:rPr>
+        <w:rFonts w:ascii="Courier New" w:hAnsi="Courier New" w:cs="Courier New" w:hint="default"/>
+      </w:rPr>
+    </w:lvl>
+    <w:lvl w:ilvl="2" w:tplc="0C0A0005" w:tentative="1">
+      <w:start w:val="1"/>
+      <w:numFmt w:val="bullet"/>
+      <w:lvlText w:val=""/>
+      <w:lvlJc w:val="left"/>
+      <w:pPr>
+        <w:ind w:left="2160" w:hanging="360"/>
+      </w:pPr>
+      <w:rPr>
+        <w:rFonts w:ascii="Wingdings" w:hAnsi="Wingdings" w:hint="default"/>
+      </w:rPr>
+    </w:lvl>
+    <w:lvl w:ilvl="3" w:tplc="0C0A0001" w:tentative="1">
+      <w:start w:val="1"/>
+      <w:numFmt w:val="bullet"/>
+      <w:lvlText w:val=""/>
+      <w:lvlJc w:val="left"/>
+      <w:pPr>
+        <w:ind w:left="2880" w:hanging="360"/>
+      </w:pPr>
+      <w:rPr>
+        <w:rFonts w:ascii="Symbol" w:hAnsi="Symbol" w:hint="default"/>
+      </w:rPr>
+    </w:lvl>
+    <w:lvl w:ilvl="4" w:tplc="0C0A0003" w:tentative="1">
+      <w:start w:val="1"/>
+      <w:numFmt w:val="bullet"/>
+      <w:lvlText w:val="o"/>
+      <w:lvlJc w:val="left"/>
+      <w:pPr>
+        <w:ind w:left="3600" w:hanging="360"/>
+      </w:pPr>
+      <w:rPr>
+        <w:rFonts w:ascii="Courier New" w:hAnsi="Courier New" w:cs="Courier New" w:hint="default"/>
+      </w:rPr>
+    </w:lvl>
+    <w:lvl w:ilvl="5" w:tplc="0C0A0005" w:tentative="1">
+      <w:start w:val="1"/>
+      <w:numFmt w:val="bullet"/>
+      <w:lvlText w:val=""/>
+      <w:lvlJc w:val="left"/>
+      <w:pPr>
+        <w:ind w:left="4320" w:hanging="360"/>
+      </w:pPr>
+      <w:rPr>
+        <w:rFonts w:ascii="Wingdings" w:hAnsi="Wingdings" w:hint="default"/>
+      </w:rPr>
+    </w:lvl>
+    <w:lvl w:ilvl="6" w:tplc="0C0A0001" w:tentative="1">
+      <w:start w:val="1"/>
+      <w:numFmt w:val="bullet"/>
+      <w:lvlText w:val=""/>
+      <w:lvlJc w:val="left"/>
+      <w:pPr>
+        <w:ind w:left="5040" w:hanging="360"/>
+      </w:pPr>
+      <w:rPr>
+        <w:rFonts w:ascii="Symbol" w:hAnsi="Symbol" w:hint="default"/>
+      </w:rPr>
+    </w:lvl>
+    <w:lvl w:ilvl="7" w:tplc="0C0A0003" w:tentative="1">
+      <w:start w:val="1"/>
+      <w:numFmt w:val="bullet"/>
+      <w:lvlText w:val="o"/>
+      <w:lvlJc w:val="left"/>
+      <w:pPr>
+        <w:ind w:left="5760" w:hanging="360"/>
+      </w:pPr>
+      <w:rPr>
+        <w:rFonts w:ascii="Courier New" w:hAnsi="Courier New" w:cs="Courier New" w:hint="default"/>
+      </w:rPr>
+    </w:lvl>
+    <w:lvl w:ilvl="8" w:tplc="0C0A0005" w:tentative="1">
+      <w:start w:val="1"/>
+      <w:numFmt w:val="bullet"/>
+      <w:lvlText w:val=""/>
+      <w:lvlJc w:val="left"/>
+      <w:pPr>
+        <w:ind w:left="6480" w:hanging="360"/>
+      </w:pPr>
+      <w:rPr>
+        <w:rFonts w:ascii="Wingdings" w:hAnsi="Wingdings" w:hint="default"/>
+      </w:rPr>
+    </w:lvl>
+  </w:abstractNum>
+  <w:abstractNum w:abstractNumId="6" w15:restartNumberingAfterBreak="0">
+    <w:nsid w:val="2D6540E6"/>
+    <w:multiLevelType w:val="hybridMultilevel"/>
+    <w:tmpl w:val="144617FA"/>
+    <w:lvl w:ilvl="0" w:tplc="0C0A0001">
+      <w:start w:val="1"/>
+      <w:numFmt w:val="bullet"/>
+      <w:lvlText w:val=""/>
+      <w:lvlJc w:val="left"/>
+      <w:pPr>
+        <w:ind w:left="720" w:hanging="360"/>
+      </w:pPr>
+      <w:rPr>
+        <w:rFonts w:ascii="Symbol" w:hAnsi="Symbol" w:hint="default"/>
+      </w:rPr>
+    </w:lvl>
+    <w:lvl w:ilvl="1" w:tplc="0C0A0003" w:tentative="1">
+      <w:start w:val="1"/>
+      <w:numFmt w:val="bullet"/>
+      <w:lvlText w:val="o"/>
+      <w:lvlJc w:val="left"/>
+      <w:pPr>
+        <w:ind w:left="1440" w:hanging="360"/>
+      </w:pPr>
+      <w:rPr>
+        <w:rFonts w:ascii="Courier New" w:hAnsi="Courier New" w:cs="Courier New" w:hint="default"/>
+      </w:rPr>
+    </w:lvl>
+    <w:lvl w:ilvl="2" w:tplc="0C0A0005" w:tentative="1">
+      <w:start w:val="1"/>
+      <w:numFmt w:val="bullet"/>
+      <w:lvlText w:val=""/>
+      <w:lvlJc w:val="left"/>
+      <w:pPr>
+        <w:ind w:left="2160" w:hanging="360"/>
+      </w:pPr>
+      <w:rPr>
+        <w:rFonts w:ascii="Wingdings" w:hAnsi="Wingdings" w:hint="default"/>
+      </w:rPr>
+    </w:lvl>
+    <w:lvl w:ilvl="3" w:tplc="0C0A0001" w:tentative="1">
+      <w:start w:val="1"/>
+      <w:numFmt w:val="bullet"/>
+      <w:lvlText w:val=""/>
+      <w:lvlJc w:val="left"/>
+      <w:pPr>
+        <w:ind w:left="2880" w:hanging="360"/>
+      </w:pPr>
+      <w:rPr>
+        <w:rFonts w:ascii="Symbol" w:hAnsi="Symbol" w:hint="default"/>
+      </w:rPr>
+    </w:lvl>
+    <w:lvl w:ilvl="4" w:tplc="0C0A0003" w:tentative="1">
+      <w:start w:val="1"/>
+      <w:numFmt w:val="bullet"/>
+      <w:lvlText w:val="o"/>
+      <w:lvlJc w:val="left"/>
+      <w:pPr>
+        <w:ind w:left="3600" w:hanging="360"/>
+      </w:pPr>
+      <w:rPr>
+        <w:rFonts w:ascii="Courier New" w:hAnsi="Courier New" w:cs="Courier New" w:hint="default"/>
+      </w:rPr>
+    </w:lvl>
+    <w:lvl w:ilvl="5" w:tplc="0C0A0005" w:tentative="1">
+      <w:start w:val="1"/>
+      <w:numFmt w:val="bullet"/>
+      <w:lvlText w:val=""/>
+      <w:lvlJc w:val="left"/>
+      <w:pPr>
+        <w:ind w:left="4320" w:hanging="360"/>
+      </w:pPr>
+      <w:rPr>
+        <w:rFonts w:ascii="Wingdings" w:hAnsi="Wingdings" w:hint="default"/>
+      </w:rPr>
+    </w:lvl>
+    <w:lvl w:ilvl="6" w:tplc="0C0A0001" w:tentative="1">
+      <w:start w:val="1"/>
+      <w:numFmt w:val="bullet"/>
+      <w:lvlText w:val=""/>
+      <w:lvlJc w:val="left"/>
+      <w:pPr>
+        <w:ind w:left="5040" w:hanging="360"/>
+      </w:pPr>
+      <w:rPr>
+        <w:rFonts w:ascii="Symbol" w:hAnsi="Symbol" w:hint="default"/>
+      </w:rPr>
+    </w:lvl>
+    <w:lvl w:ilvl="7" w:tplc="0C0A0003" w:tentative="1">
+      <w:start w:val="1"/>
+      <w:numFmt w:val="bullet"/>
+      <w:lvlText w:val="o"/>
+      <w:lvlJc w:val="left"/>
+      <w:pPr>
+        <w:ind w:left="5760" w:hanging="360"/>
+      </w:pPr>
+      <w:rPr>
+        <w:rFonts w:ascii="Courier New" w:hAnsi="Courier New" w:cs="Courier New" w:hint="default"/>
+      </w:rPr>
+    </w:lvl>
+    <w:lvl w:ilvl="8" w:tplc="0C0A0005" w:tentative="1">
+      <w:start w:val="1"/>
+      <w:numFmt w:val="bullet"/>
+      <w:lvlText w:val=""/>
+      <w:lvlJc w:val="left"/>
+      <w:pPr>
+        <w:ind w:left="6480" w:hanging="360"/>
+      </w:pPr>
+      <w:rPr>
+        <w:rFonts w:ascii="Wingdings" w:hAnsi="Wingdings" w:hint="default"/>
+      </w:rPr>
+    </w:lvl>
+  </w:abstractNum>
+  <w:abstractNum w:abstractNumId="7" w15:restartNumberingAfterBreak="0">
     <w:nsid w:val="4829085E"/>
     <w:multiLevelType w:val="multilevel"/>
     <w:tmpl w:val="55261AFE"/>
@@ -4070,7 +4092,7 @@
       </w:pPr>
     </w:lvl>
   </w:abstractNum>
-  <w:abstractNum w:abstractNumId="5" w15:restartNumberingAfterBreak="0">
+  <w:abstractNum w:abstractNumId="8" w15:restartNumberingAfterBreak="0">
     <w:nsid w:val="53C32668"/>
     <w:multiLevelType w:val="hybridMultilevel"/>
     <w:tmpl w:val="2FD8EC50"/>
@@ -4156,7 +4178,7 @@
       </w:pPr>
     </w:lvl>
   </w:abstractNum>
-  <w:abstractNum w:abstractNumId="6" w15:restartNumberingAfterBreak="0">
+  <w:abstractNum w:abstractNumId="9" w15:restartNumberingAfterBreak="0">
     <w:nsid w:val="56990697"/>
     <w:multiLevelType w:val="multilevel"/>
     <w:tmpl w:val="0B02D072"/>
@@ -4305,7 +4327,7 @@
       </w:rPr>
     </w:lvl>
   </w:abstractNum>
-  <w:abstractNum w:abstractNumId="7" w15:restartNumberingAfterBreak="0">
+  <w:abstractNum w:abstractNumId="10" w15:restartNumberingAfterBreak="0">
     <w:nsid w:val="5A5E1248"/>
     <w:multiLevelType w:val="hybridMultilevel"/>
     <w:tmpl w:val="167AB4E8"/>
@@ -4418,7 +4440,7 @@
       </w:rPr>
     </w:lvl>
   </w:abstractNum>
-  <w:abstractNum w:abstractNumId="8" w15:restartNumberingAfterBreak="0">
+  <w:abstractNum w:abstractNumId="11" w15:restartNumberingAfterBreak="0">
     <w:nsid w:val="62297C9A"/>
     <w:multiLevelType w:val="hybridMultilevel"/>
     <w:tmpl w:val="C812F90A"/>
@@ -4531,7 +4553,7 @@
       </w:rPr>
     </w:lvl>
   </w:abstractNum>
-  <w:abstractNum w:abstractNumId="9" w15:restartNumberingAfterBreak="0">
+  <w:abstractNum w:abstractNumId="12" w15:restartNumberingAfterBreak="0">
     <w:nsid w:val="627B4BE4"/>
     <w:multiLevelType w:val="multilevel"/>
     <w:tmpl w:val="37FE81E2"/>
@@ -4680,7 +4702,7 @@
       </w:rPr>
     </w:lvl>
   </w:abstractNum>
-  <w:abstractNum w:abstractNumId="10" w15:restartNumberingAfterBreak="0">
+  <w:abstractNum w:abstractNumId="13" w15:restartNumberingAfterBreak="0">
     <w:nsid w:val="67D360B7"/>
     <w:multiLevelType w:val="hybridMultilevel"/>
     <w:tmpl w:val="30D856D2"/>
@@ -4793,7 +4815,120 @@
       </w:rPr>
     </w:lvl>
   </w:abstractNum>
-  <w:abstractNum w:abstractNumId="11" w15:restartNumberingAfterBreak="0">
+  <w:abstractNum w:abstractNumId="14" w15:restartNumberingAfterBreak="0">
+    <w:nsid w:val="6B7D66DC"/>
+    <w:multiLevelType w:val="hybridMultilevel"/>
+    <w:tmpl w:val="B6EE5852"/>
+    <w:lvl w:ilvl="0" w:tplc="0C0A0001">
+      <w:start w:val="1"/>
+      <w:numFmt w:val="bullet"/>
+      <w:lvlText w:val=""/>
+      <w:lvlJc w:val="left"/>
+      <w:pPr>
+        <w:ind w:left="720" w:hanging="360"/>
+      </w:pPr>
+      <w:rPr>
+        <w:rFonts w:ascii="Symbol" w:hAnsi="Symbol" w:hint="default"/>
+      </w:rPr>
+    </w:lvl>
+    <w:lvl w:ilvl="1" w:tplc="0C0A0003" w:tentative="1">
+      <w:start w:val="1"/>
+      <w:numFmt w:val="bullet"/>
+      <w:lvlText w:val="o"/>
+      <w:lvlJc w:val="left"/>
+      <w:pPr>
+        <w:ind w:left="1440" w:hanging="360"/>
+      </w:pPr>
+      <w:rPr>
+        <w:rFonts w:ascii="Courier New" w:hAnsi="Courier New" w:cs="Courier New" w:hint="default"/>
+      </w:rPr>
+    </w:lvl>
+    <w:lvl w:ilvl="2" w:tplc="0C0A0005" w:tentative="1">
+      <w:start w:val="1"/>
+      <w:numFmt w:val="bullet"/>
+      <w:lvlText w:val=""/>
+      <w:lvlJc w:val="left"/>
+      <w:pPr>
+        <w:ind w:left="2160" w:hanging="360"/>
+      </w:pPr>
+      <w:rPr>
+        <w:rFonts w:ascii="Wingdings" w:hAnsi="Wingdings" w:hint="default"/>
+      </w:rPr>
+    </w:lvl>
+    <w:lvl w:ilvl="3" w:tplc="0C0A0001" w:tentative="1">
+      <w:start w:val="1"/>
+      <w:numFmt w:val="bullet"/>
+      <w:lvlText w:val=""/>
+      <w:lvlJc w:val="left"/>
+      <w:pPr>
+        <w:ind w:left="2880" w:hanging="360"/>
+      </w:pPr>
+      <w:rPr>
+        <w:rFonts w:ascii="Symbol" w:hAnsi="Symbol" w:hint="default"/>
+      </w:rPr>
+    </w:lvl>
+    <w:lvl w:ilvl="4" w:tplc="0C0A0003" w:tentative="1">
+      <w:start w:val="1"/>
+      <w:numFmt w:val="bullet"/>
+      <w:lvlText w:val="o"/>
+      <w:lvlJc w:val="left"/>
+      <w:pPr>
+        <w:ind w:left="3600" w:hanging="360"/>
+      </w:pPr>
+      <w:rPr>
+        <w:rFonts w:ascii="Courier New" w:hAnsi="Courier New" w:cs="Courier New" w:hint="default"/>
+      </w:rPr>
+    </w:lvl>
+    <w:lvl w:ilvl="5" w:tplc="0C0A0005" w:tentative="1">
+      <w:start w:val="1"/>
+      <w:numFmt w:val="bullet"/>
+      <w:lvlText w:val=""/>
+      <w:lvlJc w:val="left"/>
+      <w:pPr>
+        <w:ind w:left="4320" w:hanging="360"/>
+      </w:pPr>
+      <w:rPr>
+        <w:rFonts w:ascii="Wingdings" w:hAnsi="Wingdings" w:hint="default"/>
+      </w:rPr>
+    </w:lvl>
+    <w:lvl w:ilvl="6" w:tplc="0C0A0001" w:tentative="1">
+      <w:start w:val="1"/>
+      <w:numFmt w:val="bullet"/>
+      <w:lvlText w:val=""/>
+      <w:lvlJc w:val="left"/>
+      <w:pPr>
+        <w:ind w:left="5040" w:hanging="360"/>
+      </w:pPr>
+      <w:rPr>
+        <w:rFonts w:ascii="Symbol" w:hAnsi="Symbol" w:hint="default"/>
+      </w:rPr>
+    </w:lvl>
+    <w:lvl w:ilvl="7" w:tplc="0C0A0003" w:tentative="1">
+      <w:start w:val="1"/>
+      <w:numFmt w:val="bullet"/>
+      <w:lvlText w:val="o"/>
+      <w:lvlJc w:val="left"/>
+      <w:pPr>
+        <w:ind w:left="5760" w:hanging="360"/>
+      </w:pPr>
+      <w:rPr>
+        <w:rFonts w:ascii="Courier New" w:hAnsi="Courier New" w:cs="Courier New" w:hint="default"/>
+      </w:rPr>
+    </w:lvl>
+    <w:lvl w:ilvl="8" w:tplc="0C0A0005" w:tentative="1">
+      <w:start w:val="1"/>
+      <w:numFmt w:val="bullet"/>
+      <w:lvlText w:val=""/>
+      <w:lvlJc w:val="left"/>
+      <w:pPr>
+        <w:ind w:left="6480" w:hanging="360"/>
+      </w:pPr>
+      <w:rPr>
+        <w:rFonts w:ascii="Wingdings" w:hAnsi="Wingdings" w:hint="default"/>
+      </w:rPr>
+    </w:lvl>
+  </w:abstractNum>
+  <w:abstractNum w:abstractNumId="15" w15:restartNumberingAfterBreak="0">
     <w:nsid w:val="70956488"/>
     <w:multiLevelType w:val="multilevel"/>
     <w:tmpl w:val="11E4D122"/>
@@ -4942,7 +5077,7 @@
       </w:rPr>
     </w:lvl>
   </w:abstractNum>
-  <w:abstractNum w:abstractNumId="12" w15:restartNumberingAfterBreak="0">
+  <w:abstractNum w:abstractNumId="16" w15:restartNumberingAfterBreak="0">
     <w:nsid w:val="710A50C3"/>
     <w:multiLevelType w:val="hybridMultilevel"/>
     <w:tmpl w:val="019C4024"/>
@@ -5055,7 +5190,7 @@
       </w:rPr>
     </w:lvl>
   </w:abstractNum>
-  <w:abstractNum w:abstractNumId="13" w15:restartNumberingAfterBreak="0">
+  <w:abstractNum w:abstractNumId="17" w15:restartNumberingAfterBreak="0">
     <w:nsid w:val="76BB3E06"/>
     <w:multiLevelType w:val="multilevel"/>
     <w:tmpl w:val="361EAB80"/>
@@ -5204,7 +5339,7 @@
       </w:rPr>
     </w:lvl>
   </w:abstractNum>
-  <w:abstractNum w:abstractNumId="14" w15:restartNumberingAfterBreak="0">
+  <w:abstractNum w:abstractNumId="18" w15:restartNumberingAfterBreak="0">
     <w:nsid w:val="7A932522"/>
     <w:multiLevelType w:val="hybridMultilevel"/>
     <w:tmpl w:val="8F22A8CC"/>
@@ -5317,7 +5452,210 @@
       </w:rPr>
     </w:lvl>
   </w:abstractNum>
-  <w:abstractNum w:abstractNumId="15" w15:restartNumberingAfterBreak="0">
+  <w:abstractNum w:abstractNumId="19" w15:restartNumberingAfterBreak="0">
+    <w:nsid w:val="7B2A4D33"/>
+    <w:multiLevelType w:val="hybridMultilevel"/>
+    <w:tmpl w:val="632A9EE6"/>
+    <w:lvl w:ilvl="0" w:tplc="72E4220C">
+      <w:start w:val="1"/>
+      <w:numFmt w:val="decimal"/>
+      <w:lvlText w:val="%1."/>
+      <w:lvlJc w:val="left"/>
+      <w:pPr>
+        <w:ind w:left="720" w:hanging="360"/>
+      </w:pPr>
+      <w:rPr>
+        <w:b/>
+        <w:bCs/>
+      </w:rPr>
+    </w:lvl>
+    <w:lvl w:ilvl="1" w:tplc="0C0A0019" w:tentative="1">
+      <w:start w:val="1"/>
+      <w:numFmt w:val="lowerLetter"/>
+      <w:lvlText w:val="%2."/>
+      <w:lvlJc w:val="left"/>
+      <w:pPr>
+        <w:ind w:left="1440" w:hanging="360"/>
+      </w:pPr>
+    </w:lvl>
+    <w:lvl w:ilvl="2" w:tplc="0C0A001B" w:tentative="1">
+      <w:start w:val="1"/>
+      <w:numFmt w:val="lowerRoman"/>
+      <w:lvlText w:val="%3."/>
+      <w:lvlJc w:val="right"/>
+      <w:pPr>
+        <w:ind w:left="2160" w:hanging="180"/>
+      </w:pPr>
+    </w:lvl>
+    <w:lvl w:ilvl="3" w:tplc="0C0A000F" w:tentative="1">
+      <w:start w:val="1"/>
+      <w:numFmt w:val="decimal"/>
+      <w:lvlText w:val="%4."/>
+      <w:lvlJc w:val="left"/>
+      <w:pPr>
+        <w:ind w:left="2880" w:hanging="360"/>
+      </w:pPr>
+    </w:lvl>
+    <w:lvl w:ilvl="4" w:tplc="0C0A0019" w:tentative="1">
+      <w:start w:val="1"/>
+      <w:numFmt w:val="lowerLetter"/>
+      <w:lvlText w:val="%5."/>
+      <w:lvlJc w:val="left"/>
+      <w:pPr>
+        <w:ind w:left="3600" w:hanging="360"/>
+      </w:pPr>
+    </w:lvl>
+    <w:lvl w:ilvl="5" w:tplc="0C0A001B" w:tentative="1">
+      <w:start w:val="1"/>
+      <w:numFmt w:val="lowerRoman"/>
+      <w:lvlText w:val="%6."/>
+      <w:lvlJc w:val="right"/>
+      <w:pPr>
+        <w:ind w:left="4320" w:hanging="180"/>
+      </w:pPr>
+    </w:lvl>
+    <w:lvl w:ilvl="6" w:tplc="0C0A000F" w:tentative="1">
+      <w:start w:val="1"/>
+      <w:numFmt w:val="decimal"/>
+      <w:lvlText w:val="%7."/>
+      <w:lvlJc w:val="left"/>
+      <w:pPr>
+        <w:ind w:left="5040" w:hanging="360"/>
+      </w:pPr>
+    </w:lvl>
+    <w:lvl w:ilvl="7" w:tplc="0C0A0019" w:tentative="1">
+      <w:start w:val="1"/>
+      <w:numFmt w:val="lowerLetter"/>
+      <w:lvlText w:val="%8."/>
+      <w:lvlJc w:val="left"/>
+      <w:pPr>
+        <w:ind w:left="5760" w:hanging="360"/>
+      </w:pPr>
+    </w:lvl>
+    <w:lvl w:ilvl="8" w:tplc="0C0A001B" w:tentative="1">
+      <w:start w:val="1"/>
+      <w:numFmt w:val="lowerRoman"/>
+      <w:lvlText w:val="%9."/>
+      <w:lvlJc w:val="right"/>
+      <w:pPr>
+        <w:ind w:left="6480" w:hanging="180"/>
+      </w:pPr>
+    </w:lvl>
+  </w:abstractNum>
+  <w:abstractNum w:abstractNumId="20" w15:restartNumberingAfterBreak="0">
+    <w:nsid w:val="7C4D57E3"/>
+    <w:multiLevelType w:val="hybridMultilevel"/>
+    <w:tmpl w:val="F652663C"/>
+    <w:lvl w:ilvl="0" w:tplc="0C0A0001">
+      <w:start w:val="1"/>
+      <w:numFmt w:val="bullet"/>
+      <w:lvlText w:val=""/>
+      <w:lvlJc w:val="left"/>
+      <w:pPr>
+        <w:ind w:left="720" w:hanging="360"/>
+      </w:pPr>
+      <w:rPr>
+        <w:rFonts w:ascii="Symbol" w:hAnsi="Symbol" w:hint="default"/>
+      </w:rPr>
+    </w:lvl>
+    <w:lvl w:ilvl="1" w:tplc="0C0A0003">
+      <w:start w:val="1"/>
+      <w:numFmt w:val="bullet"/>
+      <w:lvlText w:val="o"/>
+      <w:lvlJc w:val="left"/>
+      <w:pPr>
+        <w:ind w:left="1440" w:hanging="360"/>
+      </w:pPr>
+      <w:rPr>
+        <w:rFonts w:ascii="Courier New" w:hAnsi="Courier New" w:cs="Courier New" w:hint="default"/>
+      </w:rPr>
+    </w:lvl>
+    <w:lvl w:ilvl="2" w:tplc="0C0A0005" w:tentative="1">
+      <w:start w:val="1"/>
+      <w:numFmt w:val="bullet"/>
+      <w:lvlText w:val=""/>
+      <w:lvlJc w:val="left"/>
+      <w:pPr>
+        <w:ind w:left="2160" w:hanging="360"/>
+      </w:pPr>
+      <w:rPr>
+        <w:rFonts w:ascii="Wingdings" w:hAnsi="Wingdings" w:hint="default"/>
+      </w:rPr>
+    </w:lvl>
+    <w:lvl w:ilvl="3" w:tplc="0C0A0001" w:tentative="1">
+      <w:start w:val="1"/>
+      <w:numFmt w:val="bullet"/>
+      <w:lvlText w:val=""/>
+      <w:lvlJc w:val="left"/>
+      <w:pPr>
+        <w:ind w:left="2880" w:hanging="360"/>
+      </w:pPr>
+      <w:rPr>
+        <w:rFonts w:ascii="Symbol" w:hAnsi="Symbol" w:hint="default"/>
+      </w:rPr>
+    </w:lvl>
+    <w:lvl w:ilvl="4" w:tplc="0C0A0003" w:tentative="1">
+      <w:start w:val="1"/>
+      <w:numFmt w:val="bullet"/>
+      <w:lvlText w:val="o"/>
+      <w:lvlJc w:val="left"/>
+      <w:pPr>
+        <w:ind w:left="3600" w:hanging="360"/>
+      </w:pPr>
+      <w:rPr>
+        <w:rFonts w:ascii="Courier New" w:hAnsi="Courier New" w:cs="Courier New" w:hint="default"/>
+      </w:rPr>
+    </w:lvl>
+    <w:lvl w:ilvl="5" w:tplc="0C0A0005" w:tentative="1">
+      <w:start w:val="1"/>
+      <w:numFmt w:val="bullet"/>
+      <w:lvlText w:val=""/>
+      <w:lvlJc w:val="left"/>
+      <w:pPr>
+        <w:ind w:left="4320" w:hanging="360"/>
+      </w:pPr>
+      <w:rPr>
+        <w:rFonts w:ascii="Wingdings" w:hAnsi="Wingdings" w:hint="default"/>
+      </w:rPr>
+    </w:lvl>
+    <w:lvl w:ilvl="6" w:tplc="0C0A0001" w:tentative="1">
+      <w:start w:val="1"/>
+      <w:numFmt w:val="bullet"/>
+      <w:lvlText w:val=""/>
+      <w:lvlJc w:val="left"/>
+      <w:pPr>
+        <w:ind w:left="5040" w:hanging="360"/>
+      </w:pPr>
+      <w:rPr>
+        <w:rFonts w:ascii="Symbol" w:hAnsi="Symbol" w:hint="default"/>
+      </w:rPr>
+    </w:lvl>
+    <w:lvl w:ilvl="7" w:tplc="0C0A0003" w:tentative="1">
+      <w:start w:val="1"/>
+      <w:numFmt w:val="bullet"/>
+      <w:lvlText w:val="o"/>
+      <w:lvlJc w:val="left"/>
+      <w:pPr>
+        <w:ind w:left="5760" w:hanging="360"/>
+      </w:pPr>
+      <w:rPr>
+        <w:rFonts w:ascii="Courier New" w:hAnsi="Courier New" w:cs="Courier New" w:hint="default"/>
+      </w:rPr>
+    </w:lvl>
+    <w:lvl w:ilvl="8" w:tplc="0C0A0005" w:tentative="1">
+      <w:start w:val="1"/>
+      <w:numFmt w:val="bullet"/>
+      <w:lvlText w:val=""/>
+      <w:lvlJc w:val="left"/>
+      <w:pPr>
+        <w:ind w:left="6480" w:hanging="360"/>
+      </w:pPr>
+      <w:rPr>
+        <w:rFonts w:ascii="Wingdings" w:hAnsi="Wingdings" w:hint="default"/>
+      </w:rPr>
+    </w:lvl>
+  </w:abstractNum>
+  <w:abstractNum w:abstractNumId="21" w15:restartNumberingAfterBreak="0">
     <w:nsid w:val="7CC849D8"/>
     <w:multiLevelType w:val="hybridMultilevel"/>
     <w:tmpl w:val="3348D09A"/>
@@ -5434,49 +5772,67 @@
     <w:abstractNumId w:val="0"/>
   </w:num>
   <w:num w:numId="2">
+    <w:abstractNumId w:val="4"/>
+  </w:num>
+  <w:num w:numId="3">
+    <w:abstractNumId w:val="7"/>
+  </w:num>
+  <w:num w:numId="4">
+    <w:abstractNumId w:val="12"/>
+  </w:num>
+  <w:num w:numId="5">
     <w:abstractNumId w:val="3"/>
   </w:num>
-  <w:num w:numId="3">
-    <w:abstractNumId w:val="4"/>
+  <w:num w:numId="6">
+    <w:abstractNumId w:val="17"/>
   </w:num>
-  <w:num w:numId="4">
+  <w:num w:numId="7">
+    <w:abstractNumId w:val="15"/>
+  </w:num>
+  <w:num w:numId="8">
     <w:abstractNumId w:val="9"/>
   </w:num>
-  <w:num w:numId="5">
+  <w:num w:numId="9">
+    <w:abstractNumId w:val="13"/>
+  </w:num>
+  <w:num w:numId="10">
+    <w:abstractNumId w:val="10"/>
+  </w:num>
+  <w:num w:numId="11">
     <w:abstractNumId w:val="2"/>
   </w:num>
-  <w:num w:numId="6">
-    <w:abstractNumId w:val="13"/>
+  <w:num w:numId="12">
+    <w:abstractNumId w:val="8"/>
   </w:num>
-  <w:num w:numId="7">
+  <w:num w:numId="13">
     <w:abstractNumId w:val="11"/>
   </w:num>
-  <w:num w:numId="8">
+  <w:num w:numId="14">
+    <w:abstractNumId w:val="18"/>
+  </w:num>
+  <w:num w:numId="15">
+    <w:abstractNumId w:val="21"/>
+  </w:num>
+  <w:num w:numId="16">
+    <w:abstractNumId w:val="16"/>
+  </w:num>
+  <w:num w:numId="17">
+    <w:abstractNumId w:val="1"/>
+  </w:num>
+  <w:num w:numId="18">
+    <w:abstractNumId w:val="14"/>
+  </w:num>
+  <w:num w:numId="19">
+    <w:abstractNumId w:val="20"/>
+  </w:num>
+  <w:num w:numId="20">
     <w:abstractNumId w:val="6"/>
   </w:num>
-  <w:num w:numId="9">
-    <w:abstractNumId w:val="10"/>
+  <w:num w:numId="21">
+    <w:abstractNumId w:val="19"/>
   </w:num>
-  <w:num w:numId="10">
-    <w:abstractNumId w:val="7"/>
-  </w:num>
-  <w:num w:numId="11">
-    <w:abstractNumId w:val="1"/>
-  </w:num>
-  <w:num w:numId="12">
+  <w:num w:numId="22">
     <w:abstractNumId w:val="5"/>
-  </w:num>
-  <w:num w:numId="13">
-    <w:abstractNumId w:val="8"/>
-  </w:num>
-  <w:num w:numId="14">
-    <w:abstractNumId w:val="14"/>
-  </w:num>
-  <w:num w:numId="15">
-    <w:abstractNumId w:val="15"/>
-  </w:num>
-  <w:num w:numId="16">
-    <w:abstractNumId w:val="12"/>
   </w:num>
 </w:numbering>
 </file>
